--- a/svoyo-delo/대본/1부/05화_Rynok.docx
+++ b/svoyo-delo/대본/1부/05화_Rynok.docx
@@ -80,7 +80,7 @@
         <w:t xml:space="preserve"> </w:t>
       </w:r>
       <w:r>
-        <w:t xml:space="preserve">- 규칙: 지문 없음. 전 화 100% 「화자명: 대사」. 1턴 15단어 이내 + 긴 턴 10~15회(25~35단어). 문법 초점: 생격 «чего вам не хватает?», 서수(первый…пятый), 조건 «если… — приходите».</w:t>
+        <w:t xml:space="preserve">- 규칙: 지문 없음. 전 화 100% 「화자명: 대사」. 1턴 20단어 이내 + 긴 턴 10~15회(30~50단어). 문법 초점: 생격 «чего вам не хватает?», 서수(первый…пятый), 조건 «если… — приходите».</w:t>
       </w:r>
       <w:r>
         <w:t xml:space="preserve"> </w:t>
@@ -251,119 +251,119 @@
         <w:pStyle w:val="FirstParagraph"/>
       </w:pPr>
       <w:r>
-        <w:t xml:space="preserve">IRINA: Я взяла отгул. Первый за три года. Начальник спросил, не заболела ли я.</w:t>
-      </w:r>
-    </w:p>
-    <w:p>
-      <w:pPr>
-        <w:pStyle w:val="BodyText"/>
-      </w:pPr>
-      <w:r>
-        <w:t xml:space="preserve">ALEKSEY: А вы что сказали?</w:t>
-      </w:r>
-    </w:p>
-    <w:p>
-      <w:pPr>
-        <w:pStyle w:val="BodyText"/>
-      </w:pPr>
-      <w:r>
-        <w:t xml:space="preserve">IRINA: Сказала, что изучаю рынок. Он не понял. Это хорошо.</w:t>
-      </w:r>
-    </w:p>
-    <w:p>
-      <w:pPr>
-        <w:pStyle w:val="BodyText"/>
-      </w:pPr>
-      <w:r>
-        <w:t xml:space="preserve">ALEKSEY: Сегодня три клиники. Сеть на Кутузовском, маленькая клиника в Сокольниках и Корнилова.</w:t>
-      </w:r>
-    </w:p>
-    <w:p>
-      <w:pPr>
-        <w:pStyle w:val="BodyText"/>
-      </w:pPr>
-      <w:r>
-        <w:t xml:space="preserve">IRINA: Где документ? Что вы будете спрашивать?</w:t>
-      </w:r>
-    </w:p>
-    <w:p>
-      <w:pPr>
-        <w:pStyle w:val="BodyText"/>
-      </w:pPr>
-      <w:r>
-        <w:t xml:space="preserve">ALEKSEY: Вот. Пять вопросов. Я написал вчера вечером. На бумаге, не на салфетке.</w:t>
-      </w:r>
-    </w:p>
-    <w:p>
-      <w:pPr>
-        <w:pStyle w:val="BodyText"/>
-      </w:pPr>
-      <w:r>
-        <w:t xml:space="preserve">IRINA: Прогресс. Читайте.</w:t>
-      </w:r>
-    </w:p>
-    <w:p>
-      <w:pPr>
-        <w:pStyle w:val="BodyText"/>
-      </w:pPr>
-      <w:r>
-        <w:t xml:space="preserve">ALEKSEY: Первый: что вы покупаете сейчас? Второй: почему именно это? Третий: чем недовольны? Четвёртый: сколько платите? Пятый, главный: чего вам не хватает? Остальное — по ходу разговора.</w:t>
-      </w:r>
-    </w:p>
-    <w:p>
-      <w:pPr>
-        <w:pStyle w:val="BodyText"/>
-      </w:pPr>
-      <w:r>
-        <w:t xml:space="preserve">IRINA: Хорошие вопросы. Только вы забыли шестой.</w:t>
-      </w:r>
-    </w:p>
-    <w:p>
-      <w:pPr>
-        <w:pStyle w:val="BodyText"/>
-      </w:pPr>
-      <w:r>
-        <w:t xml:space="preserve">ALEKSEY: Какой?</w:t>
-      </w:r>
-    </w:p>
-    <w:p>
-      <w:pPr>
-        <w:pStyle w:val="BodyText"/>
-      </w:pPr>
-      <w:r>
-        <w:t xml:space="preserve">IRINA: Как вы платите. Безнал или наличные. По ответу я пойму, с кем работать.</w:t>
-      </w:r>
-    </w:p>
-    <w:p>
-      <w:pPr>
-        <w:pStyle w:val="BodyText"/>
-      </w:pPr>
-      <w:r>
-        <w:t xml:space="preserve">ALEKSEY: Записываю. Шестой вопрос — Ирина Сергеевна.</w:t>
-      </w:r>
-    </w:p>
-    <w:p>
-      <w:pPr>
-        <w:pStyle w:val="BodyText"/>
-      </w:pPr>
-      <w:r>
-        <w:t xml:space="preserve">IRINA: И ещё. Не продавайте. Мы сегодня не продаём, нам нечего продавать. Мы слушаем.</w:t>
-      </w:r>
-    </w:p>
-    <w:p>
-      <w:pPr>
-        <w:pStyle w:val="BodyText"/>
-      </w:pPr>
-      <w:r>
-        <w:t xml:space="preserve">ALEKSEY: Десять лет я только продавал. Слушать будет трудно.</w:t>
-      </w:r>
-    </w:p>
-    <w:p>
-      <w:pPr>
-        <w:pStyle w:val="BodyText"/>
-      </w:pPr>
-      <w:r>
-        <w:t xml:space="preserve">IRINA: Поэтому я и поехала. Буду толкать вас ногой под столом.</w:t>
+        <w:t xml:space="preserve">IRINA: Я взяла отгул, первый за три года. Начальник даже спросил, не заболела ли я.</w:t>
+      </w:r>
+    </w:p>
+    <w:p>
+      <w:pPr>
+        <w:pStyle w:val="BodyText"/>
+      </w:pPr>
+      <w:r>
+        <w:t xml:space="preserve">ALEKSEY: А вы что ему сказали? Наверное, что-нибудь про врача?</w:t>
+      </w:r>
+    </w:p>
+    <w:p>
+      <w:pPr>
+        <w:pStyle w:val="BodyText"/>
+      </w:pPr>
+      <w:r>
+        <w:t xml:space="preserve">IRINA: Сказала, что изучаю рынок. Он ничего не понял, и это хорошо.</w:t>
+      </w:r>
+    </w:p>
+    <w:p>
+      <w:pPr>
+        <w:pStyle w:val="BodyText"/>
+      </w:pPr>
+      <w:r>
+        <w:t xml:space="preserve">ALEKSEY: Сегодня у нас три клиники: сеть на Кутузовском, маленькая клиника в Сокольниках и Корнилова.</w:t>
+      </w:r>
+    </w:p>
+    <w:p>
+      <w:pPr>
+        <w:pStyle w:val="BodyText"/>
+      </w:pPr>
+      <w:r>
+        <w:t xml:space="preserve">IRINA: Где документ? Что именно вы будете у них спрашивать?</w:t>
+      </w:r>
+    </w:p>
+    <w:p>
+      <w:pPr>
+        <w:pStyle w:val="BodyText"/>
+      </w:pPr>
+      <w:r>
+        <w:t xml:space="preserve">ALEKSEY: Вот, пять вопросов. Я написал их вчера вечером, на бумаге, а не на салфетке.</w:t>
+      </w:r>
+    </w:p>
+    <w:p>
+      <w:pPr>
+        <w:pStyle w:val="BodyText"/>
+      </w:pPr>
+      <w:r>
+        <w:t xml:space="preserve">IRINA: Это уже прогресс. Читайте, я слушаю.</w:t>
+      </w:r>
+    </w:p>
+    <w:p>
+      <w:pPr>
+        <w:pStyle w:val="BodyText"/>
+      </w:pPr>
+      <w:r>
+        <w:t xml:space="preserve">ALEKSEY: Первый: что вы покупаете сейчас? Второй: почему именно это? Третий: чем недовольны? Четвёртый: сколько платите? Пятый, главный: чего вам не хватает? Остальное будем спрашивать по ходу разговора, когда поймём, что человеку важно.</w:t>
+      </w:r>
+    </w:p>
+    <w:p>
+      <w:pPr>
+        <w:pStyle w:val="BodyText"/>
+      </w:pPr>
+      <w:r>
+        <w:t xml:space="preserve">IRINA: Хорошие вопросы. Только вы забыли шестой, и он очень важный.</w:t>
+      </w:r>
+    </w:p>
+    <w:p>
+      <w:pPr>
+        <w:pStyle w:val="BodyText"/>
+      </w:pPr>
+      <w:r>
+        <w:t xml:space="preserve">ALEKSEY: Какой же вопрос я забыл?</w:t>
+      </w:r>
+    </w:p>
+    <w:p>
+      <w:pPr>
+        <w:pStyle w:val="BodyText"/>
+      </w:pPr>
+      <w:r>
+        <w:t xml:space="preserve">IRINA: Как вы платите: безнал или наличные. По ответу я сразу пойму, с кем можно работать.</w:t>
+      </w:r>
+    </w:p>
+    <w:p>
+      <w:pPr>
+        <w:pStyle w:val="BodyText"/>
+      </w:pPr>
+      <w:r>
+        <w:t xml:space="preserve">ALEKSEY: Записываю. Шестой вопрос будет называться «Ирина Сергеевна».</w:t>
+      </w:r>
+    </w:p>
+    <w:p>
+      <w:pPr>
+        <w:pStyle w:val="BodyText"/>
+      </w:pPr>
+      <w:r>
+        <w:t xml:space="preserve">IRINA: И ещё: не продавайте. Мы сегодня не продаём, нам нечего продавать. Мы слушаем.</w:t>
+      </w:r>
+    </w:p>
+    <w:p>
+      <w:pPr>
+        <w:pStyle w:val="BodyText"/>
+      </w:pPr>
+      <w:r>
+        <w:t xml:space="preserve">ALEKSEY: Десять лет я только продавал, поэтому слушать мне будет трудно.</w:t>
+      </w:r>
+    </w:p>
+    <w:p>
+      <w:pPr>
+        <w:pStyle w:val="BodyText"/>
+      </w:pPr>
+      <w:r>
+        <w:t xml:space="preserve">IRINA: Поэтому я с вами и поехала. Буду толкать вас ногой под столом.</w:t>
       </w:r>
     </w:p>
     <w:bookmarkEnd w:id="21"/>
@@ -381,167 +381,167 @@
         <w:pStyle w:val="FirstParagraph"/>
       </w:pPr>
       <w:r>
-        <w:t xml:space="preserve">SAMOYLOV: Проходите. Самойлов, главный врач сети. Семь клиник. У меня пятнадцать минут.</w:t>
-      </w:r>
-    </w:p>
-    <w:p>
-      <w:pPr>
-        <w:pStyle w:val="BodyText"/>
-      </w:pPr>
-      <w:r>
-        <w:t xml:space="preserve">ALEKSEY: Спасибо, Виктор Андреевич. Мы готовим компанию, которая будет привозить корейские филлеры. С регистрацией.</w:t>
-      </w:r>
-    </w:p>
-    <w:p>
-      <w:pPr>
-        <w:pStyle w:val="BodyText"/>
-      </w:pPr>
-      <w:r>
-        <w:t xml:space="preserve">SAMOYLOV: Корейские — это хорошо. Дёшево. Сколько?</w:t>
-      </w:r>
-    </w:p>
-    <w:p>
-      <w:pPr>
-        <w:pStyle w:val="BodyText"/>
-      </w:pPr>
-      <w:r>
-        <w:t xml:space="preserve">ALEKSEY: Мы пока не продаём. Мы спрашиваем. Что вы покупаете сейчас?</w:t>
-      </w:r>
-    </w:p>
-    <w:p>
-      <w:pPr>
-        <w:pStyle w:val="BodyText"/>
-      </w:pPr>
-      <w:r>
-        <w:t xml:space="preserve">SAMOYLOV: Всё. Европейские для VIP. Корейские для потока. Что дешевле, то и для потока.</w:t>
-      </w:r>
-    </w:p>
-    <w:p>
-      <w:pPr>
-        <w:pStyle w:val="BodyText"/>
-      </w:pPr>
-      <w:r>
-        <w:t xml:space="preserve">IRINA: Корейские у вас зарегистрированные?</w:t>
-      </w:r>
-    </w:p>
-    <w:p>
-      <w:pPr>
-        <w:pStyle w:val="BodyText"/>
-      </w:pPr>
-      <w:r>
-        <w:t xml:space="preserve">SAMOYLOV: Какие-то да, какие-то нет. Поставщик говорит, что всё в порядке. Я не проверяю.</w:t>
-      </w:r>
-    </w:p>
-    <w:p>
-      <w:pPr>
-        <w:pStyle w:val="BodyText"/>
-      </w:pPr>
-      <w:r>
-        <w:t xml:space="preserve">ALEKSEY: А почему не проверяете?</w:t>
-      </w:r>
-    </w:p>
-    <w:p>
-      <w:pPr>
-        <w:pStyle w:val="BodyText"/>
-      </w:pPr>
-      <w:r>
-        <w:t xml:space="preserve">SAMOYLOV: У меня семь клиник, сорок врачей, двести процедур в день. Мне некогда читать бумажки. Мне нужно, чтобы привезли вовремя и недорого. Остальное — забота поставщика. Я врач, а не архивариус.</w:t>
-      </w:r>
-    </w:p>
-    <w:p>
-      <w:pPr>
-        <w:pStyle w:val="BodyText"/>
-      </w:pPr>
-      <w:r>
-        <w:t xml:space="preserve">ALEKSEY: Чем вы недовольны?</w:t>
-      </w:r>
-    </w:p>
-    <w:p>
-      <w:pPr>
-        <w:pStyle w:val="BodyText"/>
-      </w:pPr>
-      <w:r>
-        <w:t xml:space="preserve">SAMOYLOV: Ценой. Всегда ценой. И тем, что поставщики меняются каждые полгода.</w:t>
-      </w:r>
-    </w:p>
-    <w:p>
-      <w:pPr>
-        <w:pStyle w:val="BodyText"/>
-      </w:pPr>
-      <w:r>
-        <w:t xml:space="preserve">IRINA: Как вы платите поставщикам?</w:t>
-      </w:r>
-    </w:p>
-    <w:p>
-      <w:pPr>
-        <w:pStyle w:val="BodyText"/>
-      </w:pPr>
-      <w:r>
-        <w:t xml:space="preserve">SAMOYLOV: По-разному. Кто-то по счёту, кто-то наличными со скидкой. Наличные дешевле на десять процентов.</w:t>
-      </w:r>
-    </w:p>
-    <w:p>
-      <w:pPr>
-        <w:pStyle w:val="BodyText"/>
-      </w:pPr>
-      <w:r>
-        <w:t xml:space="preserve">IRINA: И вас это устраивает?</w:t>
-      </w:r>
-    </w:p>
-    <w:p>
-      <w:pPr>
-        <w:pStyle w:val="BodyText"/>
-      </w:pPr>
-      <w:r>
-        <w:t xml:space="preserve">SAMOYLOV: А вас нет? Вы откуда, из налоговой?</w:t>
-      </w:r>
-    </w:p>
-    <w:p>
-      <w:pPr>
-        <w:pStyle w:val="BodyText"/>
-      </w:pPr>
-      <w:r>
-        <w:t xml:space="preserve">ALEKSEY: Нет. Мы просто будем работать только по безналу.</w:t>
-      </w:r>
-    </w:p>
-    <w:p>
-      <w:pPr>
-        <w:pStyle w:val="BodyText"/>
-      </w:pPr>
-      <w:r>
-        <w:t xml:space="preserve">SAMOYLOV: Тогда вы будете дороже. На десять процентов. Минимум.</w:t>
-      </w:r>
-    </w:p>
-    <w:p>
-      <w:pPr>
-        <w:pStyle w:val="BodyText"/>
-      </w:pPr>
-      <w:r>
-        <w:t xml:space="preserve">ALEKSEY: Будем. Зато с регистрацией, номерами партий и обучением.</w:t>
-      </w:r>
-    </w:p>
-    <w:p>
-      <w:pPr>
-        <w:pStyle w:val="BodyText"/>
-      </w:pPr>
-      <w:r>
-        <w:t xml:space="preserve">SAMOYLOV: Обучение. Мои врачи уже умеют. Им не нужно обучение, им нужна скидка.</w:t>
-      </w:r>
-    </w:p>
-    <w:p>
-      <w:pPr>
-        <w:pStyle w:val="BodyText"/>
-      </w:pPr>
-      <w:r>
-        <w:t xml:space="preserve">ALEKSEY: А осложнения у вас бывают?</w:t>
-      </w:r>
-    </w:p>
-    <w:p>
-      <w:pPr>
-        <w:pStyle w:val="BodyText"/>
-      </w:pPr>
-      <w:r>
-        <w:t xml:space="preserve">SAMOYLOV: У всех бывают. Это медицина. Мы справляемся.</w:t>
+        <w:t xml:space="preserve">SAMOYLOV: Проходите. Я Самойлов, главный врач сети из семи клиник. У меня есть пятнадцать минут.</w:t>
+      </w:r>
+    </w:p>
+    <w:p>
+      <w:pPr>
+        <w:pStyle w:val="BodyText"/>
+      </w:pPr>
+      <w:r>
+        <w:t xml:space="preserve">ALEKSEY: Спасибо, Виктор Андреевич. Мы готовим компанию, которая будет привозить корейские филлеры, причём с регистрацией.</w:t>
+      </w:r>
+    </w:p>
+    <w:p>
+      <w:pPr>
+        <w:pStyle w:val="BodyText"/>
+      </w:pPr>
+      <w:r>
+        <w:t xml:space="preserve">SAMOYLOV: Корейские — это хорошо, потому что дёшево. Сколько стоит?</w:t>
+      </w:r>
+    </w:p>
+    <w:p>
+      <w:pPr>
+        <w:pStyle w:val="BodyText"/>
+      </w:pPr>
+      <w:r>
+        <w:t xml:space="preserve">ALEKSEY: Мы пока не продаём, а спрашиваем. Скажите, что вы покупаете сейчас?</w:t>
+      </w:r>
+    </w:p>
+    <w:p>
+      <w:pPr>
+        <w:pStyle w:val="BodyText"/>
+      </w:pPr>
+      <w:r>
+        <w:t xml:space="preserve">SAMOYLOV: Всё подряд. Европейские для VIP, корейские для потока. Что дешевле, то и идёт для потока.</w:t>
+      </w:r>
+    </w:p>
+    <w:p>
+      <w:pPr>
+        <w:pStyle w:val="BodyText"/>
+      </w:pPr>
+      <w:r>
+        <w:t xml:space="preserve">IRINA: А корейские у вас зарегистрированные?</w:t>
+      </w:r>
+    </w:p>
+    <w:p>
+      <w:pPr>
+        <w:pStyle w:val="BodyText"/>
+      </w:pPr>
+      <w:r>
+        <w:t xml:space="preserve">SAMOYLOV: Какие-то да, какие-то нет. Поставщик говорит, что всё в порядке, а я не проверяю.</w:t>
+      </w:r>
+    </w:p>
+    <w:p>
+      <w:pPr>
+        <w:pStyle w:val="BodyText"/>
+      </w:pPr>
+      <w:r>
+        <w:t xml:space="preserve">ALEKSEY: А почему вы не проверяете? Это же ваши пациенты.</w:t>
+      </w:r>
+    </w:p>
+    <w:p>
+      <w:pPr>
+        <w:pStyle w:val="BodyText"/>
+      </w:pPr>
+      <w:r>
+        <w:t xml:space="preserve">SAMOYLOV: У меня семь клиник, сорок врачей, двести процедур в день. Мне некогда читать бумажки. Мне нужно, чтобы привезли вовремя и недорого. Остальное — забота поставщика. Я врач, а не архивариус, и у меня нет на это времени.</w:t>
+      </w:r>
+    </w:p>
+    <w:p>
+      <w:pPr>
+        <w:pStyle w:val="BodyText"/>
+      </w:pPr>
+      <w:r>
+        <w:t xml:space="preserve">ALEKSEY: Понятно. А чем вы сейчас недовольны?</w:t>
+      </w:r>
+    </w:p>
+    <w:p>
+      <w:pPr>
+        <w:pStyle w:val="BodyText"/>
+      </w:pPr>
+      <w:r>
+        <w:t xml:space="preserve">SAMOYLOV: Ценой, всегда ценой. И ещё тем, что поставщики меняются каждые полгода.</w:t>
+      </w:r>
+    </w:p>
+    <w:p>
+      <w:pPr>
+        <w:pStyle w:val="BodyText"/>
+      </w:pPr>
+      <w:r>
+        <w:t xml:space="preserve">IRINA: А как вы платите поставщикам?</w:t>
+      </w:r>
+    </w:p>
+    <w:p>
+      <w:pPr>
+        <w:pStyle w:val="BodyText"/>
+      </w:pPr>
+      <w:r>
+        <w:t xml:space="preserve">SAMOYLOV: По-разному: кто-то по счёту, кто-то наличными со скидкой. Наличные дешевле на десять процентов.</w:t>
+      </w:r>
+    </w:p>
+    <w:p>
+      <w:pPr>
+        <w:pStyle w:val="BodyText"/>
+      </w:pPr>
+      <w:r>
+        <w:t xml:space="preserve">IRINA: И вас это действительно устраивает?</w:t>
+      </w:r>
+    </w:p>
+    <w:p>
+      <w:pPr>
+        <w:pStyle w:val="BodyText"/>
+      </w:pPr>
+      <w:r>
+        <w:t xml:space="preserve">SAMOYLOV: А вас нет? Вы вообще откуда, из налоговой?</w:t>
+      </w:r>
+    </w:p>
+    <w:p>
+      <w:pPr>
+        <w:pStyle w:val="BodyText"/>
+      </w:pPr>
+      <w:r>
+        <w:t xml:space="preserve">ALEKSEY: Нет, не из налоговой. Мы просто будем работать только по безналу.</w:t>
+      </w:r>
+    </w:p>
+    <w:p>
+      <w:pPr>
+        <w:pStyle w:val="BodyText"/>
+      </w:pPr>
+      <w:r>
+        <w:t xml:space="preserve">SAMOYLOV: Тогда вы будете дороже на десять процентов, как минимум.</w:t>
+      </w:r>
+    </w:p>
+    <w:p>
+      <w:pPr>
+        <w:pStyle w:val="BodyText"/>
+      </w:pPr>
+      <w:r>
+        <w:t xml:space="preserve">ALEKSEY: Будем. Зато у нас будет регистрация, номера партий и обучение.</w:t>
+      </w:r>
+    </w:p>
+    <w:p>
+      <w:pPr>
+        <w:pStyle w:val="BodyText"/>
+      </w:pPr>
+      <w:r>
+        <w:t xml:space="preserve">SAMOYLOV: Обучение? Мои врачи уже всё умеют. Им не нужно обучение, им нужна скидка.</w:t>
+      </w:r>
+    </w:p>
+    <w:p>
+      <w:pPr>
+        <w:pStyle w:val="BodyText"/>
+      </w:pPr>
+      <w:r>
+        <w:t xml:space="preserve">ALEKSEY: А осложнения у вас в клиниках бывают?</w:t>
+      </w:r>
+    </w:p>
+    <w:p>
+      <w:pPr>
+        <w:pStyle w:val="BodyText"/>
+      </w:pPr>
+      <w:r>
+        <w:t xml:space="preserve">SAMOYLOV: У всех бывают, это медицина. Мы как-то справляемся сами.</w:t>
       </w:r>
     </w:p>
     <w:p>
@@ -557,103 +557,103 @@
         <w:pStyle w:val="BodyText"/>
       </w:pPr>
       <w:r>
-        <w:t xml:space="preserve">SAMOYLOV: Бывает. Если остаётся лишний товар. Это бизнес, девушка.</w:t>
-      </w:r>
-    </w:p>
-    <w:p>
-      <w:pPr>
-        <w:pStyle w:val="BodyText"/>
-      </w:pPr>
-      <w:r>
-        <w:t xml:space="preserve">ALEKSEY: Чего вам не хватает, Виктор Андреевич?</w:t>
-      </w:r>
-    </w:p>
-    <w:p>
-      <w:pPr>
-        <w:pStyle w:val="BodyText"/>
-      </w:pPr>
-      <w:r>
-        <w:t xml:space="preserve">SAMOYLOV: Хорошей цены и надёжного поставщика. Привезёте дешевле всех — приходите. Будем дружить.</w:t>
-      </w:r>
-    </w:p>
-    <w:p>
-      <w:pPr>
-        <w:pStyle w:val="BodyText"/>
-      </w:pPr>
-      <w:r>
-        <w:t xml:space="preserve">ALEKSEY: Дешевле всех мы не будем. Это я вам обещаю.</w:t>
-      </w:r>
-    </w:p>
-    <w:p>
-      <w:pPr>
-        <w:pStyle w:val="BodyText"/>
-      </w:pPr>
-      <w:r>
-        <w:t xml:space="preserve">SAMOYLOV: Тогда зачем вы пришли? Мне через пять минут на совещание.</w:t>
-      </w:r>
-    </w:p>
-    <w:p>
-      <w:pPr>
-        <w:pStyle w:val="BodyText"/>
-      </w:pPr>
-      <w:r>
-        <w:t xml:space="preserve">IRINA: Мы пришли понять, кому мы не будем продавать. Спасибо, вы очень помогли.</w:t>
-      </w:r>
-    </w:p>
-    <w:p>
-      <w:pPr>
-        <w:pStyle w:val="BodyText"/>
-      </w:pPr>
-      <w:r>
-        <w:t xml:space="preserve">SAMOYLOV: Странные вы. Ладно. Визитку оставьте. Когда передумаете насчёт наличных, звоните.</w:t>
-      </w:r>
-    </w:p>
-    <w:p>
-      <w:pPr>
-        <w:pStyle w:val="BodyText"/>
-      </w:pPr>
-      <w:r>
-        <w:t xml:space="preserve">ALEKSEY: Не передумаем. До свидания.</w:t>
-      </w:r>
-    </w:p>
-    <w:p>
-      <w:pPr>
-        <w:pStyle w:val="BodyText"/>
-      </w:pPr>
-      <w:r>
-        <w:t xml:space="preserve">IRINA: Алексей Николаевич, вы в машине. Я записываю.</w:t>
-      </w:r>
-    </w:p>
-    <w:p>
-      <w:pPr>
-        <w:pStyle w:val="BodyText"/>
-      </w:pPr>
-      <w:r>
-        <w:t xml:space="preserve">ALEKSEY: Что записываете?</w:t>
-      </w:r>
-    </w:p>
-    <w:p>
-      <w:pPr>
-        <w:pStyle w:val="BodyText"/>
-      </w:pPr>
-      <w:r>
-        <w:t xml:space="preserve">IRINA: Вкладка «Клиенты», строка один. «Самойлов. Семь клиник. Не наш клиент. Пока».</w:t>
-      </w:r>
-    </w:p>
-    <w:p>
-      <w:pPr>
-        <w:pStyle w:val="BodyText"/>
-      </w:pPr>
-      <w:r>
-        <w:t xml:space="preserve">ALEKSEY: Почему «пока»?</w:t>
-      </w:r>
-    </w:p>
-    <w:p>
-      <w:pPr>
-        <w:pStyle w:val="BodyText"/>
-      </w:pPr>
-      <w:r>
-        <w:t xml:space="preserve">IRINA: Потому что через три года, когда у него будет первое тяжёлое осложнение, он позвонит. Такие всегда звонят, когда случается беда. Мы должны быть готовы, но не должны меняться под него.</w:t>
+        <w:t xml:space="preserve">SAMOYLOV: Бывает, если остаётся лишний товар. Это бизнес, девушка, ничего личного.</w:t>
+      </w:r>
+    </w:p>
+    <w:p>
+      <w:pPr>
+        <w:pStyle w:val="BodyText"/>
+      </w:pPr>
+      <w:r>
+        <w:t xml:space="preserve">ALEKSEY: И последнее: чего вам не хватает, Виктор Андреевич?</w:t>
+      </w:r>
+    </w:p>
+    <w:p>
+      <w:pPr>
+        <w:pStyle w:val="BodyText"/>
+      </w:pPr>
+      <w:r>
+        <w:t xml:space="preserve">SAMOYLOV: Хорошей цены и надёжного поставщика. Привезёте дешевле всех — приходите, будем дружить.</w:t>
+      </w:r>
+    </w:p>
+    <w:p>
+      <w:pPr>
+        <w:pStyle w:val="BodyText"/>
+      </w:pPr>
+      <w:r>
+        <w:t xml:space="preserve">ALEKSEY: Дешевле всех мы не будем, это я вам обещаю совершенно честно.</w:t>
+      </w:r>
+    </w:p>
+    <w:p>
+      <w:pPr>
+        <w:pStyle w:val="BodyText"/>
+      </w:pPr>
+      <w:r>
+        <w:t xml:space="preserve">SAMOYLOV: Тогда зачем вы вообще пришли? Мне через пять минут на совещание.</w:t>
+      </w:r>
+    </w:p>
+    <w:p>
+      <w:pPr>
+        <w:pStyle w:val="BodyText"/>
+      </w:pPr>
+      <w:r>
+        <w:t xml:space="preserve">IRINA: Мы пришли понять, кому мы не будем продавать. Спасибо, вы нам очень помогли.</w:t>
+      </w:r>
+    </w:p>
+    <w:p>
+      <w:pPr>
+        <w:pStyle w:val="BodyText"/>
+      </w:pPr>
+      <w:r>
+        <w:t xml:space="preserve">SAMOYLOV: Странные вы люди. Ладно, визитку оставьте. Когда передумаете насчёт наличных, звоните.</w:t>
+      </w:r>
+    </w:p>
+    <w:p>
+      <w:pPr>
+        <w:pStyle w:val="BodyText"/>
+      </w:pPr>
+      <w:r>
+        <w:t xml:space="preserve">ALEKSEY: Не передумаем. До свидания, Виктор Андреевич, и спасибо за время.</w:t>
+      </w:r>
+    </w:p>
+    <w:p>
+      <w:pPr>
+        <w:pStyle w:val="BodyText"/>
+      </w:pPr>
+      <w:r>
+        <w:t xml:space="preserve">IRINA: Алексей Николаевич, садитесь в машину, а я пока записываю.</w:t>
+      </w:r>
+    </w:p>
+    <w:p>
+      <w:pPr>
+        <w:pStyle w:val="BodyText"/>
+      </w:pPr>
+      <w:r>
+        <w:t xml:space="preserve">ALEKSEY: А что вы записываете? Мы ведь ничего не узнали, кроме цены.</w:t>
+      </w:r>
+    </w:p>
+    <w:p>
+      <w:pPr>
+        <w:pStyle w:val="BodyText"/>
+      </w:pPr>
+      <w:r>
+        <w:t xml:space="preserve">IRINA: Вкладка «Клиенты», строка один: «Самойлов. Семь клиник. Не наш клиент. Пока».</w:t>
+      </w:r>
+    </w:p>
+    <w:p>
+      <w:pPr>
+        <w:pStyle w:val="BodyText"/>
+      </w:pPr>
+      <w:r>
+        <w:t xml:space="preserve">ALEKSEY: Почему вы написали «пока»? По-моему, он никогда не изменится.</w:t>
+      </w:r>
+    </w:p>
+    <w:p>
+      <w:pPr>
+        <w:pStyle w:val="BodyText"/>
+      </w:pPr>
+      <w:r>
+        <w:t xml:space="preserve">IRINA: Потому что через три года, когда у него будет первое тяжёлое осложнение, он позвонит. Такие всегда звонят, когда случается беда. Мы должны быть готовы, но не должны меняться под него, иначе мы станем такими же, как его поставщики.</w:t>
       </w:r>
     </w:p>
     <w:bookmarkEnd w:id="22"/>
@@ -671,135 +671,135 @@
         <w:pStyle w:val="FirstParagraph"/>
       </w:pPr>
       <w:r>
-        <w:t xml:space="preserve">ALINA: Здравствуйте! Алина Гарипова. Я тут одна и врач, и администратор, и уборщица. Чай будете?</w:t>
-      </w:r>
-    </w:p>
-    <w:p>
-      <w:pPr>
-        <w:pStyle w:val="BodyText"/>
-      </w:pPr>
-      <w:r>
-        <w:t xml:space="preserve">ALEKSEY: Будем. Спасибо, что нашли время, Алина Рашидовна.</w:t>
-      </w:r>
-    </w:p>
-    <w:p>
-      <w:pPr>
-        <w:pStyle w:val="BodyText"/>
-      </w:pPr>
-      <w:r>
-        <w:t xml:space="preserve">ALINA: Просто Алина. Мне двадцать девять, «Рашидовна» звучит как моя бабушка.</w:t>
-      </w:r>
-    </w:p>
-    <w:p>
-      <w:pPr>
-        <w:pStyle w:val="BodyText"/>
-      </w:pPr>
-      <w:r>
-        <w:t xml:space="preserve">IRINA: Алина, что вы покупаете сейчас?</w:t>
-      </w:r>
-    </w:p>
-    <w:p>
-      <w:pPr>
-        <w:pStyle w:val="BodyText"/>
-      </w:pPr>
-      <w:r>
-        <w:t xml:space="preserve">ALINA: Одну европейскую марку. Дорого, но я боюсь брать другое. Я не знаю, что там внутри.</w:t>
-      </w:r>
-    </w:p>
-    <w:p>
-      <w:pPr>
-        <w:pStyle w:val="BodyText"/>
-      </w:pPr>
-      <w:r>
-        <w:t xml:space="preserve">ALEKSEY: Почему боитесь?</w:t>
-      </w:r>
-    </w:p>
-    <w:p>
-      <w:pPr>
-        <w:pStyle w:val="BodyText"/>
-      </w:pPr>
-      <w:r>
-        <w:t xml:space="preserve">ALINA: Потому что меня никто не учил. В ординатуре было три лекции про филлеры. Остальное — я смотрела на YouTube. Корейские и бразильские врачи, с субтитрами. Так и учусь.</w:t>
-      </w:r>
-    </w:p>
-    <w:p>
-      <w:pPr>
-        <w:pStyle w:val="BodyText"/>
-      </w:pPr>
-      <w:r>
-        <w:t xml:space="preserve">IRINA: А производитель европейской марки не учит?</w:t>
-      </w:r>
-    </w:p>
-    <w:p>
-      <w:pPr>
-        <w:pStyle w:val="BodyText"/>
-      </w:pPr>
-      <w:r>
-        <w:t xml:space="preserve">ALINA: Учит. Мастер-класс за сто двадцать тысяч, два дня в Милане. Это моя месячная зарплата.</w:t>
-      </w:r>
-    </w:p>
-    <w:p>
-      <w:pPr>
-        <w:pStyle w:val="BodyText"/>
-      </w:pPr>
-      <w:r>
-        <w:t xml:space="preserve">ALEKSEY: Чем вы недовольны больше всего?</w:t>
-      </w:r>
-    </w:p>
-    <w:p>
-      <w:pPr>
-        <w:pStyle w:val="BodyText"/>
-      </w:pPr>
-      <w:r>
-        <w:t xml:space="preserve">ALINA: Тем, что я одна. Когда у пациентки отёк или синяк, мне некому позвонить. Я сижу ночью и читаю форумы. Это страшно, понимаете? Врач, который читает форумы в три часа ночи.</w:t>
-      </w:r>
-    </w:p>
-    <w:p>
-      <w:pPr>
-        <w:pStyle w:val="BodyText"/>
-      </w:pPr>
-      <w:r>
-        <w:t xml:space="preserve">ALEKSEY: Понимаю. У вас были осложнения?</w:t>
-      </w:r>
-    </w:p>
-    <w:p>
-      <w:pPr>
-        <w:pStyle w:val="BodyText"/>
-      </w:pPr>
-      <w:r>
-        <w:t xml:space="preserve">ALINA: Один раз. Сосуд. Кожа побелела. Нужна была гиалуронидаза, а у меня её не было.</w:t>
-      </w:r>
-    </w:p>
-    <w:p>
-      <w:pPr>
-        <w:pStyle w:val="BodyText"/>
-      </w:pPr>
-      <w:r>
-        <w:t xml:space="preserve">IRINA: Гиалуронидаза — это что?</w:t>
-      </w:r>
-    </w:p>
-    <w:p>
-      <w:pPr>
-        <w:pStyle w:val="BodyText"/>
-      </w:pPr>
-      <w:r>
-        <w:t xml:space="preserve">ALINA: Фермент. Он растворяет гиалуроновую кислоту. Если филлер попал не туда, он спасает кожу. Без него филлер колоть нельзя. Это первое, что должен знать врач, и последнее, о чём говорят продавцы.</w:t>
-      </w:r>
-    </w:p>
-    <w:p>
-      <w:pPr>
-        <w:pStyle w:val="BodyText"/>
-      </w:pPr>
-      <w:r>
-        <w:t xml:space="preserve">ALEKSEY: И где вы её взяли?</w:t>
-      </w:r>
-    </w:p>
-    <w:p>
-      <w:pPr>
-        <w:pStyle w:val="BodyText"/>
-      </w:pPr>
-      <w:r>
-        <w:t xml:space="preserve">ALINA: Позвонила однокурснице. Она привезла через час, через всю Москву. Где она её покупает, я не спрашивала. Наверное, тоже не совсем легально. Но в ту ночь мне было всё равно.</w:t>
+        <w:t xml:space="preserve">ALINA: Здравствуйте! Я Алина Гарипова. Я тут одна и врач, и администратор, и уборщица. Чай будете?</w:t>
+      </w:r>
+    </w:p>
+    <w:p>
+      <w:pPr>
+        <w:pStyle w:val="BodyText"/>
+      </w:pPr>
+      <w:r>
+        <w:t xml:space="preserve">ALEKSEY: С удовольствием. Спасибо, что нашли для нас время, Алина Рашидовна.</w:t>
+      </w:r>
+    </w:p>
+    <w:p>
+      <w:pPr>
+        <w:pStyle w:val="BodyText"/>
+      </w:pPr>
+      <w:r>
+        <w:t xml:space="preserve">ALINA: Просто Алина. Мне двадцать девять, а «Рашидовна» звучит так, как будто это моя бабушка.</w:t>
+      </w:r>
+    </w:p>
+    <w:p>
+      <w:pPr>
+        <w:pStyle w:val="BodyText"/>
+      </w:pPr>
+      <w:r>
+        <w:t xml:space="preserve">IRINA: Алина, скажите, что вы покупаете сейчас?</w:t>
+      </w:r>
+    </w:p>
+    <w:p>
+      <w:pPr>
+        <w:pStyle w:val="BodyText"/>
+      </w:pPr>
+      <w:r>
+        <w:t xml:space="preserve">ALINA: Одну европейскую марку. Это дорого, но я боюсь брать другое, потому что не знаю, что там внутри.</w:t>
+      </w:r>
+    </w:p>
+    <w:p>
+      <w:pPr>
+        <w:pStyle w:val="BodyText"/>
+      </w:pPr>
+      <w:r>
+        <w:t xml:space="preserve">ALEKSEY: А почему вы боитесь? Что вас пугает больше всего?</w:t>
+      </w:r>
+    </w:p>
+    <w:p>
+      <w:pPr>
+        <w:pStyle w:val="BodyText"/>
+      </w:pPr>
+      <w:r>
+        <w:t xml:space="preserve">ALINA: Потому что меня никто не учил. В ординатуре было три лекции про филлеры, а остальное я смотрела на YouTube: корейские и бразильские врачи, с субтитрами. Так и учусь до сих пор, потому что другого способа у меня просто нет.</w:t>
+      </w:r>
+    </w:p>
+    <w:p>
+      <w:pPr>
+        <w:pStyle w:val="BodyText"/>
+      </w:pPr>
+      <w:r>
+        <w:t xml:space="preserve">IRINA: А производитель европейской марки разве не учит?</w:t>
+      </w:r>
+    </w:p>
+    <w:p>
+      <w:pPr>
+        <w:pStyle w:val="BodyText"/>
+      </w:pPr>
+      <w:r>
+        <w:t xml:space="preserve">ALINA: Учит. Мастер-класс за сто двадцать тысяч, два дня в Милане, а это моя месячная зарплата.</w:t>
+      </w:r>
+    </w:p>
+    <w:p>
+      <w:pPr>
+        <w:pStyle w:val="BodyText"/>
+      </w:pPr>
+      <w:r>
+        <w:t xml:space="preserve">ALEKSEY: Чем вы недовольны больше всего в своей работе?</w:t>
+      </w:r>
+    </w:p>
+    <w:p>
+      <w:pPr>
+        <w:pStyle w:val="BodyText"/>
+      </w:pPr>
+      <w:r>
+        <w:t xml:space="preserve">ALINA: Тем, что я одна. Когда у пациентки отёк или синяк, мне некому позвонить, и я сижу ночью и читаю форумы. Это страшно, понимаете? Врач, который читает форумы в три часа ночи.</w:t>
+      </w:r>
+    </w:p>
+    <w:p>
+      <w:pPr>
+        <w:pStyle w:val="BodyText"/>
+      </w:pPr>
+      <w:r>
+        <w:t xml:space="preserve">ALEKSEY: Понимаю. А у вас были серьёзные осложнения?</w:t>
+      </w:r>
+    </w:p>
+    <w:p>
+      <w:pPr>
+        <w:pStyle w:val="BodyText"/>
+      </w:pPr>
+      <w:r>
+        <w:t xml:space="preserve">ALINA: Один раз, сосуд. Кожа побелела, и нужна была гиалуронидаза, а у меня её не было.</w:t>
+      </w:r>
+    </w:p>
+    <w:p>
+      <w:pPr>
+        <w:pStyle w:val="BodyText"/>
+      </w:pPr>
+      <w:r>
+        <w:t xml:space="preserve">IRINA: Простите, а гиалуронидаза — это что такое?</w:t>
+      </w:r>
+    </w:p>
+    <w:p>
+      <w:pPr>
+        <w:pStyle w:val="BodyText"/>
+      </w:pPr>
+      <w:r>
+        <w:t xml:space="preserve">ALINA: Это фермент, который растворяет гиалуроновую кислоту. Если филлер попал не туда, он спасает кожу. Без него филлер колоть нельзя. Это первое, что должен знать врач, и последнее, о чём говорят продавцы.</w:t>
+      </w:r>
+    </w:p>
+    <w:p>
+      <w:pPr>
+        <w:pStyle w:val="BodyText"/>
+      </w:pPr>
+      <w:r>
+        <w:t xml:space="preserve">ALEKSEY: И где же вы её тогда взяли?</w:t>
+      </w:r>
+    </w:p>
+    <w:p>
+      <w:pPr>
+        <w:pStyle w:val="BodyText"/>
+      </w:pPr>
+      <w:r>
+        <w:t xml:space="preserve">ALINA: Позвонила однокурснице, и она привезла через час, через всю Москву. Где она её покупает, я не спрашивала, наверное, тоже не совсем легально. Но в ту ночь мне было всё равно, лишь бы помочь пациентке.</w:t>
       </w:r>
     </w:p>
     <w:p>
@@ -815,71 +815,71 @@
         <w:pStyle w:val="BodyText"/>
       </w:pPr>
       <w:r>
-        <w:t xml:space="preserve">ALINA: Очень трудно. А без неё работать — как водить машину без тормозов.</w:t>
-      </w:r>
-    </w:p>
-    <w:p>
-      <w:pPr>
-        <w:pStyle w:val="BodyText"/>
-      </w:pPr>
-      <w:r>
-        <w:t xml:space="preserve">ALEKSEY: Как вы платите поставщику?</w:t>
-      </w:r>
-    </w:p>
-    <w:p>
-      <w:pPr>
-        <w:pStyle w:val="BodyText"/>
-      </w:pPr>
-      <w:r>
-        <w:t xml:space="preserve">ALINA: По счёту. У меня маленькая клиника, но всё по-белому. Папа бухгалтер, он бы меня убил.</w:t>
-      </w:r>
-    </w:p>
-    <w:p>
-      <w:pPr>
-        <w:pStyle w:val="BodyText"/>
-      </w:pPr>
-      <w:r>
-        <w:t xml:space="preserve">IRINA: Мне нравится ваш папа.</w:t>
-      </w:r>
-    </w:p>
-    <w:p>
-      <w:pPr>
-        <w:pStyle w:val="BodyText"/>
-      </w:pPr>
-      <w:r>
-        <w:t xml:space="preserve">ALINA: Он всем нравится, кроме налоговой. Шучу. Налоговой он тоже нравится.</w:t>
-      </w:r>
-    </w:p>
-    <w:p>
-      <w:pPr>
-        <w:pStyle w:val="BodyText"/>
-      </w:pPr>
-      <w:r>
-        <w:t xml:space="preserve">ALEKSEY: Алина, чего вам не хватает?</w:t>
-      </w:r>
-    </w:p>
-    <w:p>
-      <w:pPr>
-        <w:pStyle w:val="BodyText"/>
-      </w:pPr>
-      <w:r>
-        <w:t xml:space="preserve">ALINA: Учителя. Не продавца, а учителя. Человека, которому можно позвонить ночью, и он скажет: «Сделай так, и всё будет хорошо». И нормального обучения в Москве, а не в Милане.</w:t>
-      </w:r>
-    </w:p>
-    <w:p>
-      <w:pPr>
-        <w:pStyle w:val="BodyText"/>
-      </w:pPr>
-      <w:r>
-        <w:t xml:space="preserve">ALEKSEY: Если мы привезём филлер с обучением и с гиалуронидазой, вы будете покупать?</w:t>
-      </w:r>
-    </w:p>
-    <w:p>
-      <w:pPr>
-        <w:pStyle w:val="BodyText"/>
-      </w:pPr>
-      <w:r>
-        <w:t xml:space="preserve">IRINA: Алексей Николаевич. Мы не продаём.</w:t>
+        <w:t xml:space="preserve">ALINA: Очень трудно. А работать без неё — это как водить машину без тормозов.</w:t>
+      </w:r>
+    </w:p>
+    <w:p>
+      <w:pPr>
+        <w:pStyle w:val="BodyText"/>
+      </w:pPr>
+      <w:r>
+        <w:t xml:space="preserve">ALEKSEY: А как вы платите своему поставщику?</w:t>
+      </w:r>
+    </w:p>
+    <w:p>
+      <w:pPr>
+        <w:pStyle w:val="BodyText"/>
+      </w:pPr>
+      <w:r>
+        <w:t xml:space="preserve">ALINA: По счёту. Клиника у меня маленькая, но всё по-белому. Папа бухгалтер, он бы меня убил.</w:t>
+      </w:r>
+    </w:p>
+    <w:p>
+      <w:pPr>
+        <w:pStyle w:val="BodyText"/>
+      </w:pPr>
+      <w:r>
+        <w:t xml:space="preserve">IRINA: Знаете, мне уже нравится ваш папа.</w:t>
+      </w:r>
+    </w:p>
+    <w:p>
+      <w:pPr>
+        <w:pStyle w:val="BodyText"/>
+      </w:pPr>
+      <w:r>
+        <w:t xml:space="preserve">ALINA: Он всем нравится, кроме налоговой. Шучу, налоговой он тоже нравится.</w:t>
+      </w:r>
+    </w:p>
+    <w:p>
+      <w:pPr>
+        <w:pStyle w:val="BodyText"/>
+      </w:pPr>
+      <w:r>
+        <w:t xml:space="preserve">ALEKSEY: Алина, а чего вам не хватает?</w:t>
+      </w:r>
+    </w:p>
+    <w:p>
+      <w:pPr>
+        <w:pStyle w:val="BodyText"/>
+      </w:pPr>
+      <w:r>
+        <w:t xml:space="preserve">ALINA: Учителя, не продавца, а учителя. Человека, которому можно позвонить ночью, и он скажет: «Сделай так, и всё будет хорошо». И нормального обучения в Москве, а не в Милане, чтобы не тратить на него всю зарплату.</w:t>
+      </w:r>
+    </w:p>
+    <w:p>
+      <w:pPr>
+        <w:pStyle w:val="BodyText"/>
+      </w:pPr>
+      <w:r>
+        <w:t xml:space="preserve">ALEKSEY: Если мы привезём филлер с обучением и с гиалуронидазой, вы будете его покупать?</w:t>
+      </w:r>
+    </w:p>
+    <w:p>
+      <w:pPr>
+        <w:pStyle w:val="BodyText"/>
+      </w:pPr>
+      <w:r>
+        <w:t xml:space="preserve">IRINA: Алексей Николаевич, я же вам говорила. Мы не продаём.</w:t>
       </w:r>
     </w:p>
     <w:p>
@@ -895,15 +895,15 @@
         <w:pStyle w:val="BodyText"/>
       </w:pPr>
       <w:r>
-        <w:t xml:space="preserve">ALINA: Тогда отвечу на гипотезу. Да, даже дороже. Но сначала документы. Я научилась бояться.</w:t>
-      </w:r>
-    </w:p>
-    <w:p>
-      <w:pPr>
-        <w:pStyle w:val="BodyText"/>
-      </w:pPr>
-      <w:r>
-        <w:t xml:space="preserve">ALEKSEY: Это правильный страх.</w:t>
+        <w:t xml:space="preserve">ALINA: Тогда я отвечу на гипотезу: да, даже если дороже. Но сначала документы, потому что я научилась бояться.</w:t>
+      </w:r>
+    </w:p>
+    <w:p>
+      <w:pPr>
+        <w:pStyle w:val="BodyText"/>
+      </w:pPr>
+      <w:r>
+        <w:t xml:space="preserve">ALEKSEY: Это правильный страх, и он вам поможет.</w:t>
       </w:r>
     </w:p>
     <w:bookmarkEnd w:id="23"/>
@@ -921,87 +921,87 @@
         <w:pStyle w:val="FirstParagraph"/>
       </w:pPr>
       <w:r>
-        <w:t xml:space="preserve">KORNILOVA: Воронцов. Две недели без работы, а выглядите лучше. И с вами аудитор.</w:t>
-      </w:r>
-    </w:p>
-    <w:p>
-      <w:pPr>
-        <w:pStyle w:val="BodyText"/>
-      </w:pPr>
-      <w:r>
-        <w:t xml:space="preserve">IRINA: Ирина Белова. Финансы. Добрый вечер, Елена Викторовна.</w:t>
-      </w:r>
-    </w:p>
-    <w:p>
-      <w:pPr>
-        <w:pStyle w:val="BodyText"/>
-      </w:pPr>
-      <w:r>
-        <w:t xml:space="preserve">KORNILOVA: Садитесь. Катя Смирнова уже приходила. Ручки не принесла. Вы её хорошо научили.</w:t>
-      </w:r>
-    </w:p>
-    <w:p>
-      <w:pPr>
-        <w:pStyle w:val="BodyText"/>
-      </w:pPr>
-      <w:r>
-        <w:t xml:space="preserve">ALEKSEY: Она сама такая. Елена Викторовна, последний вопрос дня. Чего вам не хватает?</w:t>
-      </w:r>
-    </w:p>
-    <w:p>
-      <w:pPr>
-        <w:pStyle w:val="BodyText"/>
-      </w:pPr>
-      <w:r>
-        <w:t xml:space="preserve">KORNILOVA: Я ждала этот вопрос две недели. Я написала ответ. Вот. Пять пунктов.</w:t>
-      </w:r>
-    </w:p>
-    <w:p>
-      <w:pPr>
-        <w:pStyle w:val="BodyText"/>
-      </w:pPr>
-      <w:r>
-        <w:t xml:space="preserve">IRINA: На бумаге. Спасибо.</w:t>
-      </w:r>
-    </w:p>
-    <w:p>
-      <w:pPr>
-        <w:pStyle w:val="BodyText"/>
-      </w:pPr>
-      <w:r>
-        <w:t xml:space="preserve">KORNILOVA: Первое. Стабильные поставки. Не «месяц есть, месяц нет», а каждый месяц. Я не могу говорить пациентке «приходите через месяц». Второе. Номер партии на каждом шприце и возможность проверить его у производителя.</w:t>
-      </w:r>
-    </w:p>
-    <w:p>
-      <w:pPr>
-        <w:pStyle w:val="BodyText"/>
-      </w:pPr>
-      <w:r>
-        <w:t xml:space="preserve">ALEKSEY: Третье?</w:t>
-      </w:r>
-    </w:p>
-    <w:p>
-      <w:pPr>
-        <w:pStyle w:val="BodyText"/>
-      </w:pPr>
-      <w:r>
-        <w:t xml:space="preserve">KORNILOVA: Третье. Гиалуронидаза, зарегистрированная и всегда в наличии. Филлер без неё — оружие без предохранителя.</w:t>
-      </w:r>
-    </w:p>
-    <w:p>
-      <w:pPr>
-        <w:pStyle w:val="BodyText"/>
-      </w:pPr>
-      <w:r>
-        <w:t xml:space="preserve">IRINA: Это и Алина сегодня сказала. Почти теми же словами.</w:t>
-      </w:r>
-    </w:p>
-    <w:p>
-      <w:pPr>
-        <w:pStyle w:val="BodyText"/>
-      </w:pPr>
-      <w:r>
-        <w:t xml:space="preserve">KORNILOVA: Гарипова? Из Сокольников? Она была у меня на практике. Умная девочка. Одинокая.</w:t>
+        <w:t xml:space="preserve">KORNILOVA: Воронцов. Две недели без работы, а выглядите лучше, чем раньше. И с вами аудитор.</w:t>
+      </w:r>
+    </w:p>
+    <w:p>
+      <w:pPr>
+        <w:pStyle w:val="BodyText"/>
+      </w:pPr>
+      <w:r>
+        <w:t xml:space="preserve">IRINA: Ирина Белова, я отвечаю за финансы. Добрый вечер, Елена Викторовна.</w:t>
+      </w:r>
+    </w:p>
+    <w:p>
+      <w:pPr>
+        <w:pStyle w:val="BodyText"/>
+      </w:pPr>
+      <w:r>
+        <w:t xml:space="preserve">KORNILOVA: Садитесь. Катя Смирнова уже приходила, и ручки не принесла. Вы её хорошо научили.</w:t>
+      </w:r>
+    </w:p>
+    <w:p>
+      <w:pPr>
+        <w:pStyle w:val="BodyText"/>
+      </w:pPr>
+      <w:r>
+        <w:t xml:space="preserve">ALEKSEY: Она сама такая. Елена Викторовна, у меня последний вопрос дня: чего вам не хватает?</w:t>
+      </w:r>
+    </w:p>
+    <w:p>
+      <w:pPr>
+        <w:pStyle w:val="BodyText"/>
+      </w:pPr>
+      <w:r>
+        <w:t xml:space="preserve">KORNILOVA: Я ждала этот вопрос две недели и даже написала ответ. Вот он, пять пунктов.</w:t>
+      </w:r>
+    </w:p>
+    <w:p>
+      <w:pPr>
+        <w:pStyle w:val="BodyText"/>
+      </w:pPr>
+      <w:r>
+        <w:t xml:space="preserve">IRINA: И всё на бумаге. Большое вам спасибо.</w:t>
+      </w:r>
+    </w:p>
+    <w:p>
+      <w:pPr>
+        <w:pStyle w:val="BodyText"/>
+      </w:pPr>
+      <w:r>
+        <w:t xml:space="preserve">KORNILOVA: Первое: стабильные поставки. Не «месяц есть, месяц нет», а каждый месяц, потому что я не могу говорить пациентке «приходите через месяц». Второе: номер партии на каждом шприце и возможность проверить его у производителя.</w:t>
+      </w:r>
+    </w:p>
+    <w:p>
+      <w:pPr>
+        <w:pStyle w:val="BodyText"/>
+      </w:pPr>
+      <w:r>
+        <w:t xml:space="preserve">ALEKSEY: А что у вас третьим пунктом?</w:t>
+      </w:r>
+    </w:p>
+    <w:p>
+      <w:pPr>
+        <w:pStyle w:val="BodyText"/>
+      </w:pPr>
+      <w:r>
+        <w:t xml:space="preserve">KORNILOVA: Третье: гиалуронидаза, зарегистрированная и всегда в наличии. Филлер без неё — оружие без предохранителя.</w:t>
+      </w:r>
+    </w:p>
+    <w:p>
+      <w:pPr>
+        <w:pStyle w:val="BodyText"/>
+      </w:pPr>
+      <w:r>
+        <w:t xml:space="preserve">IRINA: Это и Алина сегодня сказала, почти теми же словами.</w:t>
+      </w:r>
+    </w:p>
+    <w:p>
+      <w:pPr>
+        <w:pStyle w:val="BodyText"/>
+      </w:pPr>
+      <w:r>
+        <w:t xml:space="preserve">KORNILOVA: Гарипова из Сокольников? Она была у меня на практике. Умная девочка, но одинокая.</w:t>
       </w:r>
     </w:p>
     <w:p>
@@ -1017,87 +1017,87 @@
         <w:pStyle w:val="BodyText"/>
       </w:pPr>
       <w:r>
-        <w:t xml:space="preserve">KORNILOVA: Четвёртое. Обучение. Анатомия, сосуды, осложнения. Не реклама продукта, а медицина. Учить буду я, если будет чему учить. И для молодых, как Алина, бесплатно. Они платят своими ошибками.</w:t>
-      </w:r>
-    </w:p>
-    <w:p>
-      <w:pPr>
-        <w:pStyle w:val="BodyText"/>
-      </w:pPr>
-      <w:r>
-        <w:t xml:space="preserve">ALEKSEY: Вы будете учить?</w:t>
-      </w:r>
-    </w:p>
-    <w:p>
-      <w:pPr>
-        <w:pStyle w:val="BodyText"/>
-      </w:pPr>
-      <w:r>
-        <w:t xml:space="preserve">KORNILOVA: Я буду учить, если продукт пройдёт мою проверку. Не раньше. Я не продаю своё имя.</w:t>
-      </w:r>
-    </w:p>
-    <w:p>
-      <w:pPr>
-        <w:pStyle w:val="BodyText"/>
-      </w:pPr>
-      <w:r>
-        <w:t xml:space="preserve">IRINA: А пятое?</w:t>
-      </w:r>
-    </w:p>
-    <w:p>
-      <w:pPr>
-        <w:pStyle w:val="BodyText"/>
-      </w:pPr>
-      <w:r>
-        <w:t xml:space="preserve">KORNILOVA: Пятое — самое трудное. Честность. Когда у врача осложнение, поставщик должен приехать, разобраться и сказать правду. Даже если правда против него. Это стоит дороже любой скидки.</w:t>
-      </w:r>
-    </w:p>
-    <w:p>
-      <w:pPr>
-        <w:pStyle w:val="BodyText"/>
-      </w:pPr>
-      <w:r>
-        <w:t xml:space="preserve">ALEKSEY: Почему это самое трудное?</w:t>
-      </w:r>
-    </w:p>
-    <w:p>
-      <w:pPr>
-        <w:pStyle w:val="BodyText"/>
-      </w:pPr>
-      <w:r>
-        <w:t xml:space="preserve">KORNILOVA: Потому что за двадцать пять лет я видела только двух поставщиков, которые так делали. Остальные говорили: «Это техника врача». Иногда это правда. Но не всегда.</w:t>
-      </w:r>
-    </w:p>
-    <w:p>
-      <w:pPr>
-        <w:pStyle w:val="BodyText"/>
-      </w:pPr>
-      <w:r>
-        <w:t xml:space="preserve">ALEKSEY: Мы запишем это в договор с клиниками.</w:t>
-      </w:r>
-    </w:p>
-    <w:p>
-      <w:pPr>
-        <w:pStyle w:val="BodyText"/>
-      </w:pPr>
-      <w:r>
-        <w:t xml:space="preserve">KORNILOVA: В договор — хорошо. В характер — лучше. Договор можно нарушить. Характер нарушить труднее.</w:t>
-      </w:r>
-    </w:p>
-    <w:p>
-      <w:pPr>
-        <w:pStyle w:val="BodyText"/>
-      </w:pPr>
-      <w:r>
-        <w:t xml:space="preserve">IRINA: Можно я сфотографирую ваш листок?</w:t>
-      </w:r>
-    </w:p>
-    <w:p>
-      <w:pPr>
-        <w:pStyle w:val="BodyText"/>
-      </w:pPr>
-      <w:r>
-        <w:t xml:space="preserve">KORNILOVA: Можно. Это не секрет. Этого хотят все честные врачи. Их просто не спрашивали.</w:t>
+        <w:t xml:space="preserve">KORNILOVA: Четвёртое: обучение. Анатомия, сосуды, осложнения, то есть не реклама продукта, а медицина. Учить буду я, если будет чему учить. А для молодых врачей, как Алина, бесплатно, потому что они и так платят своими ошибками.</w:t>
+      </w:r>
+    </w:p>
+    <w:p>
+      <w:pPr>
+        <w:pStyle w:val="BodyText"/>
+      </w:pPr>
+      <w:r>
+        <w:t xml:space="preserve">ALEKSEY: Вы правда готовы сами учить врачей?</w:t>
+      </w:r>
+    </w:p>
+    <w:p>
+      <w:pPr>
+        <w:pStyle w:val="BodyText"/>
+      </w:pPr>
+      <w:r>
+        <w:t xml:space="preserve">KORNILOVA: Я буду учить, если продукт пройдёт мою проверку, но не раньше. Я не продаю своё имя.</w:t>
+      </w:r>
+    </w:p>
+    <w:p>
+      <w:pPr>
+        <w:pStyle w:val="BodyText"/>
+      </w:pPr>
+      <w:r>
+        <w:t xml:space="preserve">IRINA: А какой у вас пятый пункт?</w:t>
+      </w:r>
+    </w:p>
+    <w:p>
+      <w:pPr>
+        <w:pStyle w:val="BodyText"/>
+      </w:pPr>
+      <w:r>
+        <w:t xml:space="preserve">KORNILOVA: Пятое — самое трудное. Честность. Когда у врача осложнение, поставщик должен приехать, разобраться и сказать правду. Даже если правда против него. Это стоит дороже любой скидки, и врачи это помнят много лет.</w:t>
+      </w:r>
+    </w:p>
+    <w:p>
+      <w:pPr>
+        <w:pStyle w:val="BodyText"/>
+      </w:pPr>
+      <w:r>
+        <w:t xml:space="preserve">ALEKSEY: А почему именно это самое трудное?</w:t>
+      </w:r>
+    </w:p>
+    <w:p>
+      <w:pPr>
+        <w:pStyle w:val="BodyText"/>
+      </w:pPr>
+      <w:r>
+        <w:t xml:space="preserve">KORNILOVA: Потому что за двадцать пять лет я видела только двух поставщиков, которые так делали. Остальные говорили: «Это техника врача». Иногда это правда, но далеко не всегда, и они это прекрасно знали.</w:t>
+      </w:r>
+    </w:p>
+    <w:p>
+      <w:pPr>
+        <w:pStyle w:val="BodyText"/>
+      </w:pPr>
+      <w:r>
+        <w:t xml:space="preserve">ALEKSEY: Мы запишем это в договор с клиниками, обещаю.</w:t>
+      </w:r>
+    </w:p>
+    <w:p>
+      <w:pPr>
+        <w:pStyle w:val="BodyText"/>
+      </w:pPr>
+      <w:r>
+        <w:t xml:space="preserve">KORNILOVA: В договор — хорошо, а в характер — лучше. Договор можно нарушить. Характер нарушить труднее.</w:t>
+      </w:r>
+    </w:p>
+    <w:p>
+      <w:pPr>
+        <w:pStyle w:val="BodyText"/>
+      </w:pPr>
+      <w:r>
+        <w:t xml:space="preserve">IRINA: Можно я сфотографирую ваш листок, чтобы ничего не потерять?</w:t>
+      </w:r>
+    </w:p>
+    <w:p>
+      <w:pPr>
+        <w:pStyle w:val="BodyText"/>
+      </w:pPr>
+      <w:r>
+        <w:t xml:space="preserve">KORNILOVA: Можно, это не секрет. Этого хотят все честные врачи, просто их никто не спрашивал.</w:t>
       </w:r>
     </w:p>
     <w:p>
@@ -1113,7 +1113,7 @@
         <w:pStyle w:val="BodyText"/>
       </w:pPr>
       <w:r>
-        <w:t xml:space="preserve">KORNILOVA: Привезите. Клинические данные прочитаю сама. Исследования, не брошюры.</w:t>
+        <w:t xml:space="preserve">KORNILOVA: Привезите. Клинические данные я прочитаю сама: исследования, а не брошюры.</w:t>
       </w:r>
     </w:p>
     <w:bookmarkEnd w:id="24"/>
@@ -1139,111 +1139,111 @@
         <w:pStyle w:val="BodyText"/>
       </w:pPr>
       <w:r>
-        <w:t xml:space="preserve">IRINA: Три типа клиентов. Самойлов — цена. Алина — страх. Корнилова — качество и честность.</w:t>
-      </w:r>
-    </w:p>
-    <w:p>
-      <w:pPr>
-        <w:pStyle w:val="BodyText"/>
-      </w:pPr>
-      <w:r>
-        <w:t xml:space="preserve">OLGA: Кто ваш клиент?</w:t>
-      </w:r>
-    </w:p>
-    <w:p>
-      <w:pPr>
-        <w:pStyle w:val="BodyText"/>
-      </w:pPr>
-      <w:r>
-        <w:t xml:space="preserve">ALEKSEY: Алина и Корнилова. Самойлов — нет. По крайней мере, пока он хочет наличные и продаёт салонам.</w:t>
-      </w:r>
-    </w:p>
-    <w:p>
-      <w:pPr>
-        <w:pStyle w:val="BodyText"/>
-      </w:pPr>
-      <w:r>
-        <w:t xml:space="preserve">OLGA: Хорошо. Значит, вы не будете самыми дешёвыми. Это надо понимать с первого дня.</w:t>
-      </w:r>
-    </w:p>
-    <w:p>
-      <w:pPr>
-        <w:pStyle w:val="BodyText"/>
-      </w:pPr>
-      <w:r>
-        <w:t xml:space="preserve">ALEKSEY: Понимаем. И ещё: нам нужна гиалуронидаза. С первого дня, вместе с филлером.</w:t>
-      </w:r>
-    </w:p>
-    <w:p>
-      <w:pPr>
-        <w:pStyle w:val="BodyText"/>
-      </w:pPr>
-      <w:r>
-        <w:t xml:space="preserve">OLGA: Гиалуронидаза — это лекарство, а не изделие. Другое удостоверение, Минздрав. Это моя территория.</w:t>
-      </w:r>
-    </w:p>
-    <w:p>
-      <w:pPr>
-        <w:pStyle w:val="BodyText"/>
-      </w:pPr>
-      <w:r>
-        <w:t xml:space="preserve">IRINA: Я уже добавила строку. Кассовый разрыв — семнадцать миллионов.</w:t>
-      </w:r>
-    </w:p>
-    <w:p>
-      <w:pPr>
-        <w:pStyle w:val="BodyText"/>
-      </w:pPr>
-      <w:r>
-        <w:t xml:space="preserve">ALEKSEY: Без гиалуронидазы — оружие без предохранителя. Так сказала Корнилова.</w:t>
-      </w:r>
-    </w:p>
-    <w:p>
-      <w:pPr>
-        <w:pStyle w:val="BodyText"/>
-      </w:pPr>
-      <w:r>
-        <w:t xml:space="preserve">OLGA: Корнилова права. Строгая. Если она скажет «да», за ней пойдут другие.</w:t>
-      </w:r>
-    </w:p>
-    <w:p>
-      <w:pPr>
-        <w:pStyle w:val="BodyText"/>
-      </w:pPr>
-      <w:r>
-        <w:t xml:space="preserve">ALEKSEY: Она скажет «да» только после досье. Как вы.</w:t>
-      </w:r>
-    </w:p>
-    <w:p>
-      <w:pPr>
-        <w:pStyle w:val="BodyText"/>
-      </w:pPr>
-      <w:r>
-        <w:t xml:space="preserve">OLGA: Значит, нас уже двое. А досье всё ещё нет. Когда Сеул?</w:t>
-      </w:r>
-    </w:p>
-    <w:p>
-      <w:pPr>
-        <w:pStyle w:val="BodyText"/>
-      </w:pPr>
-      <w:r>
-        <w:t xml:space="preserve">ALEKSEY: Через две недели. Выставка, три дня. Я ищу производителя, который даст досье, гиалуронидазу и обучение.</w:t>
-      </w:r>
-    </w:p>
-    <w:p>
-      <w:pPr>
-        <w:pStyle w:val="BodyText"/>
-      </w:pPr>
-      <w:r>
-        <w:t xml:space="preserve">IRINA: И отсрочку платежа. Не забудьте. Без отсрочки таблица не сходится.</w:t>
-      </w:r>
-    </w:p>
-    <w:p>
-      <w:pPr>
-        <w:pStyle w:val="BodyText"/>
-      </w:pPr>
-      <w:r>
-        <w:t xml:space="preserve">ALEKSEY: Список длинный. Корейцы, наверное, вежливо улыбнутся. Пусть. Я буду искать тех, кто дочитает его до конца. Как моя бабушка, которая сорок лет слушала до конца.</w:t>
+        <w:t xml:space="preserve">IRINA: У нас три типа клиентов. Самойлову важна цена, Алина живёт со страхом, а Корнилова ждёт качества и честности.</w:t>
+      </w:r>
+    </w:p>
+    <w:p>
+      <w:pPr>
+        <w:pStyle w:val="BodyText"/>
+      </w:pPr>
+      <w:r>
+        <w:t xml:space="preserve">OLGA: И кто же из них ваш клиент?</w:t>
+      </w:r>
+    </w:p>
+    <w:p>
+      <w:pPr>
+        <w:pStyle w:val="BodyText"/>
+      </w:pPr>
+      <w:r>
+        <w:t xml:space="preserve">ALEKSEY: Алина и Корнилова, а Самойлов — нет. По крайней мере, пока он хочет наличные и продаёт салонам.</w:t>
+      </w:r>
+    </w:p>
+    <w:p>
+      <w:pPr>
+        <w:pStyle w:val="BodyText"/>
+      </w:pPr>
+      <w:r>
+        <w:t xml:space="preserve">OLGA: Хорошо. Значит, вы не будете самыми дешёвыми, и это надо понимать с первого дня.</w:t>
+      </w:r>
+    </w:p>
+    <w:p>
+      <w:pPr>
+        <w:pStyle w:val="BodyText"/>
+      </w:pPr>
+      <w:r>
+        <w:t xml:space="preserve">ALEKSEY: Понимаем. И ещё: нам нужна гиалуронидаза, с первого дня и вместе с филлером.</w:t>
+      </w:r>
+    </w:p>
+    <w:p>
+      <w:pPr>
+        <w:pStyle w:val="BodyText"/>
+      </w:pPr>
+      <w:r>
+        <w:t xml:space="preserve">OLGA: Гиалуронидаза — это лекарство, а не изделие. Это другое удостоверение и Минздрав, то есть моя территория.</w:t>
+      </w:r>
+    </w:p>
+    <w:p>
+      <w:pPr>
+        <w:pStyle w:val="BodyText"/>
+      </w:pPr>
+      <w:r>
+        <w:t xml:space="preserve">IRINA: Я уже добавила строку в таблицу. Теперь кассовый разрыв — семнадцать миллионов.</w:t>
+      </w:r>
+    </w:p>
+    <w:p>
+      <w:pPr>
+        <w:pStyle w:val="BodyText"/>
+      </w:pPr>
+      <w:r>
+        <w:t xml:space="preserve">ALEKSEY: Без гиалуронидазы филлер — оружие без предохранителя. Так сказала Корнилова, и я с ней согласен.</w:t>
+      </w:r>
+    </w:p>
+    <w:p>
+      <w:pPr>
+        <w:pStyle w:val="BodyText"/>
+      </w:pPr>
+      <w:r>
+        <w:t xml:space="preserve">OLGA: Корнилова права, она строгая. Если она скажет «да», за ней пойдут другие врачи.</w:t>
+      </w:r>
+    </w:p>
+    <w:p>
+      <w:pPr>
+        <w:pStyle w:val="BodyText"/>
+      </w:pPr>
+      <w:r>
+        <w:t xml:space="preserve">ALEKSEY: Но она скажет «да» только после досье, так же как и вы.</w:t>
+      </w:r>
+    </w:p>
+    <w:p>
+      <w:pPr>
+        <w:pStyle w:val="BodyText"/>
+      </w:pPr>
+      <w:r>
+        <w:t xml:space="preserve">OLGA: Значит, нас уже двое. А досье всё ещё нет. Когда вы летите в Сеул?</w:t>
+      </w:r>
+    </w:p>
+    <w:p>
+      <w:pPr>
+        <w:pStyle w:val="BodyText"/>
+      </w:pPr>
+      <w:r>
+        <w:t xml:space="preserve">ALEKSEY: Через две недели, выставка длится три дня. Я ищу производителя, который даст досье, гиалуронидазу и обучение.</w:t>
+      </w:r>
+    </w:p>
+    <w:p>
+      <w:pPr>
+        <w:pStyle w:val="BodyText"/>
+      </w:pPr>
+      <w:r>
+        <w:t xml:space="preserve">IRINA: И отсрочку платежа, не забудьте. Без отсрочки таблица не сходится, как бы мы ни считали.</w:t>
+      </w:r>
+    </w:p>
+    <w:p>
+      <w:pPr>
+        <w:pStyle w:val="BodyText"/>
+      </w:pPr>
+      <w:r>
+        <w:t xml:space="preserve">ALEKSEY: Список длинный, и корейцы, наверное, вежливо улыбнутся. Пусть. Я буду искать тех, кто дочитает его до конца, как моя бабушка, которая сорок лет слушала людей до конца и только потом отвечала.</w:t>
       </w:r>
     </w:p>
     <w:p>
@@ -2032,7 +2032,7 @@
         <w:t xml:space="preserve">“</w:t>
       </w:r>
       <w:r>
-        <w:t xml:space="preserve">Пятое — самое трудное. Честность. Когда у врача осложнение, поставщик должен приехать, разобраться и сказать правду. Даже если правда против него. Это стоит дороже любой скидки.</w:t>
+        <w:t xml:space="preserve">Пятое — самое трудное. Честность. Когда у врача осложнение, поставщик должен приехать, разобраться и сказать правду. Даже если правда против него. Это стоит дороже любой скидки, и врачи это помнят много лет.</w:t>
       </w:r>
       <w:r>
         <w:t xml:space="preserve">”</w:t>
@@ -2302,7 +2302,7 @@
               <w:jc w:val="left"/>
             </w:pPr>
             <w:r>
-              <w:t xml:space="preserve">Это стоит дороже любой скидки.</w:t>
+              <w:t xml:space="preserve">Это стоит дороже любой скидки,</w:t>
             </w:r>
           </w:p>
         </w:tc>
@@ -2315,6 +2315,44 @@
             </w:pPr>
             <w:r>
               <w:t xml:space="preserve">비교급 + 생격</w:t>
+            </w:r>
+          </w:p>
+        </w:tc>
+      </w:tr>
+      <w:tr>
+        <w:tc>
+          <w:tcPr/>
+          <w:p>
+            <w:pPr>
+              <w:pStyle w:val="Compact"/>
+              <w:jc w:val="left"/>
+            </w:pPr>
+            <w:r>
+              <w:t xml:space="preserve">⑦ 여운</w:t>
+            </w:r>
+          </w:p>
+        </w:tc>
+        <w:tc>
+          <w:tcPr/>
+          <w:p>
+            <w:pPr>
+              <w:pStyle w:val="Compact"/>
+              <w:jc w:val="left"/>
+            </w:pPr>
+            <w:r>
+              <w:t xml:space="preserve">и врачи это помнят много лет.</w:t>
+            </w:r>
+          </w:p>
+        </w:tc>
+        <w:tc>
+          <w:tcPr/>
+          <w:p>
+            <w:pPr>
+              <w:pStyle w:val="Compact"/>
+              <w:jc w:val="left"/>
+            </w:pPr>
+            <w:r>
+              <w:t xml:space="preserve">и로 결과 덧붙이기 — 신뢰의 장기 효과</w:t>
             </w:r>
           </w:p>
         </w:tc>
@@ -2338,7 +2376,7 @@
         <w:t xml:space="preserve">“</w:t>
       </w:r>
       <w:r>
-        <w:t xml:space="preserve">N-е — самое… X. Когда…, Y должен…, … и… Даже если… Это стоит дороже любого/любой…</w:t>
+        <w:t xml:space="preserve">N-е — самое… X. Когда…, Y должен…, … и… Даже если… Это стоит дороже любого/любой…, и…</w:t>
       </w:r>
       <w:r>
         <w:t xml:space="preserve">”</w:t>
@@ -2357,7 +2395,7 @@
         <w:t xml:space="preserve"> </w:t>
       </w:r>
       <w:r>
-        <w:t xml:space="preserve">когда(~할 때) · даже если(설령 ~라도) · дороже + 생격(~보다 비싸다)</w:t>
+        <w:t xml:space="preserve">когда(~할 때) · даже если(설령 ~라도) · дороже + 생격(~보다 비싸다) · и(그리고 — 결과 추가)</w:t>
       </w:r>
       <w:r>
         <w:t xml:space="preserve"> </w:t>
@@ -2373,7 +2411,7 @@
         <w:t xml:space="preserve"> </w:t>
       </w:r>
       <w:r>
-        <w:t xml:space="preserve">공급사에게 바라는 가장 어려운 조건 하나를 같은 구조로 말하는 25~30단어 문장 만들기.</w:t>
+        <w:t xml:space="preserve">공급사에게 바라는 가장 어려운 조건 하나를 같은 구조로 말하는 30~50단어 발화 만들기.</w:t>
       </w:r>
     </w:p>
     <w:bookmarkEnd w:id="30"/>
@@ -2859,111 +2897,111 @@
         <w:pStyle w:val="FirstParagraph"/>
       </w:pPr>
       <w:r>
-        <w:t xml:space="preserve">이리나: 휴가를 냈어요. 3년 만에 처음. 상사가 아프냐고 묻더군요.</w:t>
-      </w:r>
-    </w:p>
-    <w:p>
-      <w:pPr>
-        <w:pStyle w:val="BodyText"/>
-      </w:pPr>
-      <w:r>
-        <w:t xml:space="preserve">알렉세이: 뭐라고 하셨어요?</w:t>
-      </w:r>
-    </w:p>
-    <w:p>
-      <w:pPr>
-        <w:pStyle w:val="BodyText"/>
-      </w:pPr>
-      <w:r>
-        <w:t xml:space="preserve">이리나: 시장 조사 중이라고요. 못 알아듣더군요. 그게 좋죠.</w:t>
-      </w:r>
-    </w:p>
-    <w:p>
-      <w:pPr>
-        <w:pStyle w:val="BodyText"/>
-      </w:pPr>
-      <w:r>
-        <w:t xml:space="preserve">알렉세이: 오늘은 클리닉 세 곳이에요. 쿠투조프스키의 체인, 소콜니키의 작은 클리닉, 그리고 코르닐로바.</w:t>
-      </w:r>
-    </w:p>
-    <w:p>
-      <w:pPr>
-        <w:pStyle w:val="BodyText"/>
-      </w:pPr>
-      <w:r>
-        <w:t xml:space="preserve">이리나: 서류는요? 뭘 물어볼 거예요?</w:t>
-      </w:r>
-    </w:p>
-    <w:p>
-      <w:pPr>
-        <w:pStyle w:val="BodyText"/>
-      </w:pPr>
-      <w:r>
-        <w:t xml:space="preserve">알렉세이: 여기요. 질문 다섯 개. 어젯밤에 썼어요. 냅킨 말고 종이에.</w:t>
-      </w:r>
-    </w:p>
-    <w:p>
-      <w:pPr>
-        <w:pStyle w:val="BodyText"/>
-      </w:pPr>
-      <w:r>
-        <w:t xml:space="preserve">이리나: 발전했네요. 읽어 보세요.</w:t>
-      </w:r>
-    </w:p>
-    <w:p>
-      <w:pPr>
-        <w:pStyle w:val="BodyText"/>
-      </w:pPr>
-      <w:r>
-        <w:t xml:space="preserve">알렉세이: 첫째: 지금 뭘 사세요? 둘째: 왜 그걸요? 셋째: 뭐가 불만이세요? 넷째: 얼마 내세요? 다섯째, 핵심: 무엇이 부족하세요? 나머지는 대화하면서요.</w:t>
-      </w:r>
-    </w:p>
-    <w:p>
-      <w:pPr>
-        <w:pStyle w:val="BodyText"/>
-      </w:pPr>
-      <w:r>
-        <w:t xml:space="preserve">이리나: 좋은 질문이에요. 그런데 여섯째를 잊으셨네요.</w:t>
-      </w:r>
-    </w:p>
-    <w:p>
-      <w:pPr>
-        <w:pStyle w:val="BodyText"/>
-      </w:pPr>
-      <w:r>
-        <w:t xml:space="preserve">알렉세이: 뭔데요?</w:t>
-      </w:r>
-    </w:p>
-    <w:p>
-      <w:pPr>
-        <w:pStyle w:val="BodyText"/>
-      </w:pPr>
-      <w:r>
-        <w:t xml:space="preserve">이리나: 어떻게 지불하는지. 계좌 이체냐 현금이냐. 그 답으로 누구와 일할지 알 수 있어요.</w:t>
-      </w:r>
-    </w:p>
-    <w:p>
-      <w:pPr>
-        <w:pStyle w:val="BodyText"/>
-      </w:pPr>
-      <w:r>
-        <w:t xml:space="preserve">알렉세이: 적을게요. 여섯째 질문 — 이리나 세르게예브나.</w:t>
-      </w:r>
-    </w:p>
-    <w:p>
-      <w:pPr>
-        <w:pStyle w:val="BodyText"/>
-      </w:pPr>
-      <w:r>
-        <w:t xml:space="preserve">이리나: 그리고 하나 더. 팔지 마세요. 오늘은 안 팔아요, 팔 것도 없고요. 듣는 거예요.</w:t>
-      </w:r>
-    </w:p>
-    <w:p>
-      <w:pPr>
-        <w:pStyle w:val="BodyText"/>
-      </w:pPr>
-      <w:r>
-        <w:t xml:space="preserve">알렉세이: 10년 동안 팔기만 했어요. 듣는 게 힘들 거예요.</w:t>
+        <w:t xml:space="preserve">이리나: 휴가를 냈어요, 3년 만에 처음으로요. 상사가 아프냐고까지 묻더군요.</w:t>
+      </w:r>
+    </w:p>
+    <w:p>
+      <w:pPr>
+        <w:pStyle w:val="BodyText"/>
+      </w:pPr>
+      <w:r>
+        <w:t xml:space="preserve">알렉세이: 뭐라고 하셨어요? 아마 병원 얘기라도 하셨겠죠?</w:t>
+      </w:r>
+    </w:p>
+    <w:p>
+      <w:pPr>
+        <w:pStyle w:val="BodyText"/>
+      </w:pPr>
+      <w:r>
+        <w:t xml:space="preserve">이리나: 시장 조사 중이라고요. 전혀 못 알아듣던데, 그게 좋죠.</w:t>
+      </w:r>
+    </w:p>
+    <w:p>
+      <w:pPr>
+        <w:pStyle w:val="BodyText"/>
+      </w:pPr>
+      <w:r>
+        <w:t xml:space="preserve">알렉세이: 오늘은 클리닉 세 곳이에요: 쿠투조프스키의 체인, 소콜니키의 작은 클리닉, 그리고 코르닐로바.</w:t>
+      </w:r>
+    </w:p>
+    <w:p>
+      <w:pPr>
+        <w:pStyle w:val="BodyText"/>
+      </w:pPr>
+      <w:r>
+        <w:t xml:space="preserve">이리나: 서류는요? 정확히 뭘 물어볼 거예요?</w:t>
+      </w:r>
+    </w:p>
+    <w:p>
+      <w:pPr>
+        <w:pStyle w:val="BodyText"/>
+      </w:pPr>
+      <w:r>
+        <w:t xml:space="preserve">알렉세이: 여기요, 질문 다섯 개. 어젯밤에 냅킨 말고 종이에 썼어요.</w:t>
+      </w:r>
+    </w:p>
+    <w:p>
+      <w:pPr>
+        <w:pStyle w:val="BodyText"/>
+      </w:pPr>
+      <w:r>
+        <w:t xml:space="preserve">이리나: 그것만 해도 발전이네요. 읽어 보세요, 듣고 있어요.</w:t>
+      </w:r>
+    </w:p>
+    <w:p>
+      <w:pPr>
+        <w:pStyle w:val="BodyText"/>
+      </w:pPr>
+      <w:r>
+        <w:t xml:space="preserve">알렉세이: 첫째: 지금 뭘 사세요? 둘째: 왜 그걸요? 셋째: 뭐가 불만이세요? 넷째: 얼마 내세요? 다섯째, 핵심: 무엇이 부족하세요? 나머지는 그 사람에게 뭐가 중요한지 알게 되면 대화하면서 물을게요.</w:t>
+      </w:r>
+    </w:p>
+    <w:p>
+      <w:pPr>
+        <w:pStyle w:val="BodyText"/>
+      </w:pPr>
+      <w:r>
+        <w:t xml:space="preserve">이리나: 좋은 질문이에요. 그런데 여섯째를 잊으셨네요, 아주 중요한 거요.</w:t>
+      </w:r>
+    </w:p>
+    <w:p>
+      <w:pPr>
+        <w:pStyle w:val="BodyText"/>
+      </w:pPr>
+      <w:r>
+        <w:t xml:space="preserve">알렉세이: 제가 무슨 질문을 잊었죠?</w:t>
+      </w:r>
+    </w:p>
+    <w:p>
+      <w:pPr>
+        <w:pStyle w:val="BodyText"/>
+      </w:pPr>
+      <w:r>
+        <w:t xml:space="preserve">이리나: 어떻게 지불하는지요: 계좌 이체냐 현금이냐. 그 답으로 누구와 일할 수 있는지 바로 알 수 있어요.</w:t>
+      </w:r>
+    </w:p>
+    <w:p>
+      <w:pPr>
+        <w:pStyle w:val="BodyText"/>
+      </w:pPr>
+      <w:r>
+        <w:t xml:space="preserve">알렉세이: 적을게요. 여섯째 질문 이름은 「이리나 세르게예브나」로 하죠.</w:t>
+      </w:r>
+    </w:p>
+    <w:p>
+      <w:pPr>
+        <w:pStyle w:val="BodyText"/>
+      </w:pPr>
+      <w:r>
+        <w:t xml:space="preserve">이리나: 그리고 하나 더: 팔지 마세요. 오늘은 안 팔아요, 팔 것도 없고요. 듣는 거예요.</w:t>
+      </w:r>
+    </w:p>
+    <w:p>
+      <w:pPr>
+        <w:pStyle w:val="BodyText"/>
+      </w:pPr>
+      <w:r>
+        <w:t xml:space="preserve">알렉세이: 10년 동안 팔기만 했으니 듣는 게 힘들 거예요.</w:t>
       </w:r>
     </w:p>
     <w:p>
@@ -2989,87 +3027,87 @@
         <w:pStyle w:val="FirstParagraph"/>
       </w:pPr>
       <w:r>
-        <w:t xml:space="preserve">사모일로프: 들어오세요. 사모일로프, 체인 원장입니다. 클리닉 일곱 곳. 15분 있어요.</w:t>
-      </w:r>
-    </w:p>
-    <w:p>
-      <w:pPr>
-        <w:pStyle w:val="BodyText"/>
-      </w:pPr>
-      <w:r>
-        <w:t xml:space="preserve">알렉세이: 감사합니다, 빅토르 안드레예비치. 한국 필러를 들여올 회사를 준비 중입니다. 등록을 거쳐서요.</w:t>
-      </w:r>
-    </w:p>
-    <w:p>
-      <w:pPr>
-        <w:pStyle w:val="BodyText"/>
-      </w:pPr>
-      <w:r>
-        <w:t xml:space="preserve">사모일로프: 한국산, 좋죠. 싸니까. 얼마예요?</w:t>
-      </w:r>
-    </w:p>
-    <w:p>
-      <w:pPr>
-        <w:pStyle w:val="BodyText"/>
-      </w:pPr>
-      <w:r>
-        <w:t xml:space="preserve">알렉세이: 아직 팔지 않습니다. 여쭤보러 왔어요. 지금 뭘 사세요?</w:t>
-      </w:r>
-    </w:p>
-    <w:p>
-      <w:pPr>
-        <w:pStyle w:val="BodyText"/>
-      </w:pPr>
-      <w:r>
-        <w:t xml:space="preserve">사모일로프: 전부요. VIP한텐 유럽산. 일반 고객한텐 한국산. 싼 게 일반용이죠.</w:t>
-      </w:r>
-    </w:p>
-    <w:p>
-      <w:pPr>
-        <w:pStyle w:val="BodyText"/>
-      </w:pPr>
-      <w:r>
-        <w:t xml:space="preserve">이리나: 한국산은 등록된 거예요?</w:t>
-      </w:r>
-    </w:p>
-    <w:p>
-      <w:pPr>
-        <w:pStyle w:val="BodyText"/>
-      </w:pPr>
-      <w:r>
-        <w:t xml:space="preserve">사모일로프: 어떤 건 되고, 어떤 건 아니고. 공급사가 다 괜찮대요. 난 확인 안 해요.</w:t>
-      </w:r>
-    </w:p>
-    <w:p>
-      <w:pPr>
-        <w:pStyle w:val="BodyText"/>
-      </w:pPr>
-      <w:r>
-        <w:t xml:space="preserve">알렉세이: 왜 확인 안 하세요?</w:t>
-      </w:r>
-    </w:p>
-    <w:p>
-      <w:pPr>
-        <w:pStyle w:val="BodyText"/>
-      </w:pPr>
-      <w:r>
-        <w:t xml:space="preserve">사모일로프: 클리닉 일곱, 의사 마흔, 하루 시술 200건이에요. 서류 읽을 시간 없어요. 제때, 싸게 가져오면 돼요. 나머진 공급사 몫이죠. 난 의사지 문서 보관인이 아니에요.</w:t>
-      </w:r>
-    </w:p>
-    <w:p>
-      <w:pPr>
-        <w:pStyle w:val="BodyText"/>
-      </w:pPr>
-      <w:r>
-        <w:t xml:space="preserve">알렉세이: 뭐가 불만이세요?</w:t>
-      </w:r>
-    </w:p>
-    <w:p>
-      <w:pPr>
-        <w:pStyle w:val="BodyText"/>
-      </w:pPr>
-      <w:r>
-        <w:t xml:space="preserve">사모일로프: 가격. 늘 가격이죠. 그리고 공급사가 반년마다 바뀌는 거.</w:t>
+        <w:t xml:space="preserve">사모일로프: 들어오세요. 클리닉 일곱 곳을 둔 체인의 원장 사모일로프입니다. 15분 있어요.</w:t>
+      </w:r>
+    </w:p>
+    <w:p>
+      <w:pPr>
+        <w:pStyle w:val="BodyText"/>
+      </w:pPr>
+      <w:r>
+        <w:t xml:space="preserve">알렉세이: 감사합니다, 빅토르 안드레예비치. 한국 필러를, 그것도 등록을 거쳐 들여올 회사를 준비 중입니다.</w:t>
+      </w:r>
+    </w:p>
+    <w:p>
+      <w:pPr>
+        <w:pStyle w:val="BodyText"/>
+      </w:pPr>
+      <w:r>
+        <w:t xml:space="preserve">사모일로프: 한국산, 좋죠, 싸니까. 얼마예요?</w:t>
+      </w:r>
+    </w:p>
+    <w:p>
+      <w:pPr>
+        <w:pStyle w:val="BodyText"/>
+      </w:pPr>
+      <w:r>
+        <w:t xml:space="preserve">알렉세이: 아직 팔지 않고 여쭤보는 중이에요. 지금 뭘 사시는지 말씀해 주세요.</w:t>
+      </w:r>
+    </w:p>
+    <w:p>
+      <w:pPr>
+        <w:pStyle w:val="BodyText"/>
+      </w:pPr>
+      <w:r>
+        <w:t xml:space="preserve">사모일로프: 이것저것 전부요. VIP한텐 유럽산, 일반 고객한텐 한국산. 싼 게 일반용으로 가죠.</w:t>
+      </w:r>
+    </w:p>
+    <w:p>
+      <w:pPr>
+        <w:pStyle w:val="BodyText"/>
+      </w:pPr>
+      <w:r>
+        <w:t xml:space="preserve">이리나: 그럼 한국산은 등록된 거예요?</w:t>
+      </w:r>
+    </w:p>
+    <w:p>
+      <w:pPr>
+        <w:pStyle w:val="BodyText"/>
+      </w:pPr>
+      <w:r>
+        <w:t xml:space="preserve">사모일로프: 어떤 건 되고, 어떤 건 아니고. 공급사가 다 괜찮다고 하고, 난 확인 안 해요.</w:t>
+      </w:r>
+    </w:p>
+    <w:p>
+      <w:pPr>
+        <w:pStyle w:val="BodyText"/>
+      </w:pPr>
+      <w:r>
+        <w:t xml:space="preserve">알렉세이: 왜 확인 안 하세요? 원장님 환자들이잖아요.</w:t>
+      </w:r>
+    </w:p>
+    <w:p>
+      <w:pPr>
+        <w:pStyle w:val="BodyText"/>
+      </w:pPr>
+      <w:r>
+        <w:t xml:space="preserve">사모일로프: 클리닉 일곱, 의사 마흔, 하루 시술 200건이에요. 서류 읽을 시간 없어요. 제때, 싸게 가져오면 돼요. 나머진 공급사 몫이죠. 난 의사지 문서 보관인이 아니고, 그럴 시간도 없어요.</w:t>
+      </w:r>
+    </w:p>
+    <w:p>
+      <w:pPr>
+        <w:pStyle w:val="BodyText"/>
+      </w:pPr>
+      <w:r>
+        <w:t xml:space="preserve">알렉세이: 알겠습니다. 지금 뭐가 불만이세요?</w:t>
+      </w:r>
+    </w:p>
+    <w:p>
+      <w:pPr>
+        <w:pStyle w:val="BodyText"/>
+      </w:pPr>
+      <w:r>
+        <w:t xml:space="preserve">사모일로프: 가격, 늘 가격이죠. 그리고 공급사가 반년마다 바뀌는 거요.</w:t>
       </w:r>
     </w:p>
     <w:p>
@@ -3085,71 +3123,71 @@
         <w:pStyle w:val="BodyText"/>
       </w:pPr>
       <w:r>
-        <w:t xml:space="preserve">사모일로프: 그때그때. 어떤 데는 청구서로, 어떤 데는 현금으로 할인받고. 현금이 10퍼센트 싸요.</w:t>
-      </w:r>
-    </w:p>
-    <w:p>
-      <w:pPr>
-        <w:pStyle w:val="BodyText"/>
-      </w:pPr>
-      <w:r>
-        <w:t xml:space="preserve">이리나: 그게 괜찮으세요?</w:t>
-      </w:r>
-    </w:p>
-    <w:p>
-      <w:pPr>
-        <w:pStyle w:val="BodyText"/>
-      </w:pPr>
-      <w:r>
-        <w:t xml:space="preserve">사모일로프: 당신은 안 괜찮아요? 어디서 왔어요, 세무서?</w:t>
-      </w:r>
-    </w:p>
-    <w:p>
-      <w:pPr>
-        <w:pStyle w:val="BodyText"/>
-      </w:pPr>
-      <w:r>
-        <w:t xml:space="preserve">알렉세이: 아니요. 저희는 그냥 계좌 이체로만 거래할 거예요.</w:t>
-      </w:r>
-    </w:p>
-    <w:p>
-      <w:pPr>
-        <w:pStyle w:val="BodyText"/>
-      </w:pPr>
-      <w:r>
-        <w:t xml:space="preserve">사모일로프: 그럼 더 비싸겠네요. 10퍼센트. 최소.</w:t>
-      </w:r>
-    </w:p>
-    <w:p>
-      <w:pPr>
-        <w:pStyle w:val="BodyText"/>
-      </w:pPr>
-      <w:r>
-        <w:t xml:space="preserve">알렉세이: 그렇겠죠. 대신 등록, 로트 번호, 교육이 있어요.</w:t>
-      </w:r>
-    </w:p>
-    <w:p>
-      <w:pPr>
-        <w:pStyle w:val="BodyText"/>
-      </w:pPr>
-      <w:r>
-        <w:t xml:space="preserve">사모일로프: 교육. 우리 의사들은 이미 할 줄 알아요. 교육이 아니라 할인이 필요해요.</w:t>
-      </w:r>
-    </w:p>
-    <w:p>
-      <w:pPr>
-        <w:pStyle w:val="BodyText"/>
-      </w:pPr>
-      <w:r>
-        <w:t xml:space="preserve">알렉세이: 합병증은 생기나요?</w:t>
-      </w:r>
-    </w:p>
-    <w:p>
-      <w:pPr>
-        <w:pStyle w:val="BodyText"/>
-      </w:pPr>
-      <w:r>
-        <w:t xml:space="preserve">사모일로프: 누구나 생기죠. 의학이니까. 알아서 처리해요.</w:t>
+        <w:t xml:space="preserve">사모일로프: 그때그때 달라요. 어떤 데는 청구서로, 어떤 데는 현금으로 할인받고. 현금이 10퍼센트 싸요.</w:t>
+      </w:r>
+    </w:p>
+    <w:p>
+      <w:pPr>
+        <w:pStyle w:val="BodyText"/>
+      </w:pPr>
+      <w:r>
+        <w:t xml:space="preserve">이리나: 그게 정말 괜찮으세요?</w:t>
+      </w:r>
+    </w:p>
+    <w:p>
+      <w:pPr>
+        <w:pStyle w:val="BodyText"/>
+      </w:pPr>
+      <w:r>
+        <w:t xml:space="preserve">사모일로프: 당신은 안 괜찮아요? 대체 어디서 왔어요, 세무서?</w:t>
+      </w:r>
+    </w:p>
+    <w:p>
+      <w:pPr>
+        <w:pStyle w:val="BodyText"/>
+      </w:pPr>
+      <w:r>
+        <w:t xml:space="preserve">알렉세이: 아니요, 세무서 아니에요. 저희는 그냥 계좌 이체로만 거래할 거예요.</w:t>
+      </w:r>
+    </w:p>
+    <w:p>
+      <w:pPr>
+        <w:pStyle w:val="BodyText"/>
+      </w:pPr>
+      <w:r>
+        <w:t xml:space="preserve">사모일로프: 그럼 최소 10퍼센트는 더 비싸겠네요.</w:t>
+      </w:r>
+    </w:p>
+    <w:p>
+      <w:pPr>
+        <w:pStyle w:val="BodyText"/>
+      </w:pPr>
+      <w:r>
+        <w:t xml:space="preserve">알렉세이: 그렇겠죠. 대신 등록, 로트 번호, 교육이 있을 거예요.</w:t>
+      </w:r>
+    </w:p>
+    <w:p>
+      <w:pPr>
+        <w:pStyle w:val="BodyText"/>
+      </w:pPr>
+      <w:r>
+        <w:t xml:space="preserve">사모일로프: 교육? 우리 의사들은 이미 다 할 줄 알아요. 교육이 아니라 할인이 필요해요.</w:t>
+      </w:r>
+    </w:p>
+    <w:p>
+      <w:pPr>
+        <w:pStyle w:val="BodyText"/>
+      </w:pPr>
+      <w:r>
+        <w:t xml:space="preserve">알렉세이: 원장님 클리닉에선 합병증이 생기나요?</w:t>
+      </w:r>
+    </w:p>
+    <w:p>
+      <w:pPr>
+        <w:pStyle w:val="BodyText"/>
+      </w:pPr>
+      <w:r>
+        <w:t xml:space="preserve">사모일로프: 누구나 생기죠, 의학이니까. 어떻게든 알아서 처리해요.</w:t>
       </w:r>
     </w:p>
     <w:p>
@@ -3165,39 +3203,39 @@
         <w:pStyle w:val="BodyText"/>
       </w:pPr>
       <w:r>
-        <w:t xml:space="preserve">사모일로프: 가끔. 물건이 남으면. 이게 사업이에요, 아가씨.</w:t>
-      </w:r>
-    </w:p>
-    <w:p>
-      <w:pPr>
-        <w:pStyle w:val="BodyText"/>
-      </w:pPr>
-      <w:r>
-        <w:t xml:space="preserve">알렉세이: 무엇이 부족하세요, 빅토르 안드레예비치?</w:t>
-      </w:r>
-    </w:p>
-    <w:p>
-      <w:pPr>
-        <w:pStyle w:val="BodyText"/>
-      </w:pPr>
-      <w:r>
-        <w:t xml:space="preserve">사모일로프: 좋은 가격과 믿을 만한 공급사. 제일 싸게 가져오면 오세요. 친하게 지냅시다.</w:t>
-      </w:r>
-    </w:p>
-    <w:p>
-      <w:pPr>
-        <w:pStyle w:val="BodyText"/>
-      </w:pPr>
-      <w:r>
-        <w:t xml:space="preserve">알렉세이: 제일 싸지는 않을 겁니다. 그건 약속드려요.</w:t>
-      </w:r>
-    </w:p>
-    <w:p>
-      <w:pPr>
-        <w:pStyle w:val="BodyText"/>
-      </w:pPr>
-      <w:r>
-        <w:t xml:space="preserve">사모일로프: 그럼 왜 왔어요? 5분 뒤 회의예요.</w:t>
+        <w:t xml:space="preserve">사모일로프: 가끔, 물건이 남으면요. 이게 사업이에요, 아가씨, 개인적인 감정은 없어요.</w:t>
+      </w:r>
+    </w:p>
+    <w:p>
+      <w:pPr>
+        <w:pStyle w:val="BodyText"/>
+      </w:pPr>
+      <w:r>
+        <w:t xml:space="preserve">알렉세이: 마지막으로, 무엇이 부족하세요, 빅토르 안드레예비치?</w:t>
+      </w:r>
+    </w:p>
+    <w:p>
+      <w:pPr>
+        <w:pStyle w:val="BodyText"/>
+      </w:pPr>
+      <w:r>
+        <w:t xml:space="preserve">사모일로프: 좋은 가격과 믿을 만한 공급사. 제일 싸게 가져오면 오세요, 친하게 지냅시다.</w:t>
+      </w:r>
+    </w:p>
+    <w:p>
+      <w:pPr>
+        <w:pStyle w:val="BodyText"/>
+      </w:pPr>
+      <w:r>
+        <w:t xml:space="preserve">알렉세이: 제일 싸지는 않을 겁니다, 그건 아주 솔직하게 약속드려요.</w:t>
+      </w:r>
+    </w:p>
+    <w:p>
+      <w:pPr>
+        <w:pStyle w:val="BodyText"/>
+      </w:pPr>
+      <w:r>
+        <w:t xml:space="preserve">사모일로프: 그럼 대체 왜 왔어요? 5분 뒤 회의예요.</w:t>
       </w:r>
     </w:p>
     <w:p>
@@ -3213,55 +3251,55 @@
         <w:pStyle w:val="BodyText"/>
       </w:pPr>
       <w:r>
-        <w:t xml:space="preserve">사모일로프: 이상한 사람들이네. 좋아요. 명함 두고 가요. 현금 생각 바뀌면 전화해요.</w:t>
-      </w:r>
-    </w:p>
-    <w:p>
-      <w:pPr>
-        <w:pStyle w:val="BodyText"/>
-      </w:pPr>
-      <w:r>
-        <w:t xml:space="preserve">알렉세이: 안 바뀝니다. 안녕히 계세요.</w:t>
-      </w:r>
-    </w:p>
-    <w:p>
-      <w:pPr>
-        <w:pStyle w:val="BodyText"/>
-      </w:pPr>
-      <w:r>
-        <w:t xml:space="preserve">이리나: 알렉세이 니콜라예비치, 차에 타세요. 적고 있어요.</w:t>
-      </w:r>
-    </w:p>
-    <w:p>
-      <w:pPr>
-        <w:pStyle w:val="BodyText"/>
-      </w:pPr>
-      <w:r>
-        <w:t xml:space="preserve">알렉세이: 뭘 적어요?</w:t>
-      </w:r>
-    </w:p>
-    <w:p>
-      <w:pPr>
-        <w:pStyle w:val="BodyText"/>
-      </w:pPr>
-      <w:r>
-        <w:t xml:space="preserve">이리나: 「고객」 탭, 첫째 줄. 「사모일로프. 클리닉 일곱. 우리 고객 아님. 아직은.」</w:t>
-      </w:r>
-    </w:p>
-    <w:p>
-      <w:pPr>
-        <w:pStyle w:val="BodyText"/>
-      </w:pPr>
-      <w:r>
-        <w:t xml:space="preserve">알렉세이: 왜 「아직은」이에요?</w:t>
-      </w:r>
-    </w:p>
-    <w:p>
-      <w:pPr>
-        <w:pStyle w:val="BodyText"/>
-      </w:pPr>
-      <w:r>
-        <w:t xml:space="preserve">이리나: 3년 뒤 첫 중대 합병증이 생기면 전화할 테니까요. 그런 사람들은 일이 터지면 꼭 전화해요. 우리는 준비돼 있어야 하지만, 그 사람에게 맞춰 변해선 안 돼요.</w:t>
+        <w:t xml:space="preserve">사모일로프: 이상한 사람들이네. 좋아요, 명함 두고 가요. 현금 생각 바뀌면 전화해요.</w:t>
+      </w:r>
+    </w:p>
+    <w:p>
+      <w:pPr>
+        <w:pStyle w:val="BodyText"/>
+      </w:pPr>
+      <w:r>
+        <w:t xml:space="preserve">알렉세이: 안 바뀝니다. 안녕히 계세요, 빅토르 안드레예비치, 시간 내 주셔서 감사합니다.</w:t>
+      </w:r>
+    </w:p>
+    <w:p>
+      <w:pPr>
+        <w:pStyle w:val="BodyText"/>
+      </w:pPr>
+      <w:r>
+        <w:t xml:space="preserve">이리나: 알렉세이 니콜라예비치, 차에 타세요, 전 그동안 적을게요.</w:t>
+      </w:r>
+    </w:p>
+    <w:p>
+      <w:pPr>
+        <w:pStyle w:val="BodyText"/>
+      </w:pPr>
+      <w:r>
+        <w:t xml:space="preserve">알렉세이: 뭘 적어요? 가격 말고는 알아낸 게 없잖아요.</w:t>
+      </w:r>
+    </w:p>
+    <w:p>
+      <w:pPr>
+        <w:pStyle w:val="BodyText"/>
+      </w:pPr>
+      <w:r>
+        <w:t xml:space="preserve">이리나: 「고객」 탭, 첫째 줄: 「사모일로프. 클리닉 일곱. 우리 고객 아님. 아직은.」</w:t>
+      </w:r>
+    </w:p>
+    <w:p>
+      <w:pPr>
+        <w:pStyle w:val="BodyText"/>
+      </w:pPr>
+      <w:r>
+        <w:t xml:space="preserve">알렉세이: 왜 「아직은」이라고 쓰셨어요? 제가 보기엔 절대 안 바뀔 사람인데요.</w:t>
+      </w:r>
+    </w:p>
+    <w:p>
+      <w:pPr>
+        <w:pStyle w:val="BodyText"/>
+      </w:pPr>
+      <w:r>
+        <w:t xml:space="preserve">이리나: 3년 뒤 첫 중대 합병증이 생기면 전화할 테니까요. 그런 사람들은 일이 터지면 꼭 전화해요. 우리는 준비돼 있어야 하지만, 그 사람에게 맞춰 변해선 안 돼요. 그러면 우리도 그 사람 공급사들과 똑같아지니까요.</w:t>
       </w:r>
     </w:p>
     <w:bookmarkEnd w:id="34"/>
@@ -3287,47 +3325,47 @@
         <w:pStyle w:val="BodyText"/>
       </w:pPr>
       <w:r>
-        <w:t xml:space="preserve">알렉세이: 주세요. 시간 내 주셔서 감사합니다, 알리나 라시도브나.</w:t>
-      </w:r>
-    </w:p>
-    <w:p>
-      <w:pPr>
-        <w:pStyle w:val="BodyText"/>
-      </w:pPr>
-      <w:r>
-        <w:t xml:space="preserve">알리나: 그냥 알리나요. 스물아홉인데 「라시도브나」는 우리 할머니 같아요.</w:t>
-      </w:r>
-    </w:p>
-    <w:p>
-      <w:pPr>
-        <w:pStyle w:val="BodyText"/>
-      </w:pPr>
-      <w:r>
-        <w:t xml:space="preserve">이리나: 알리나, 지금 뭘 사세요?</w:t>
-      </w:r>
-    </w:p>
-    <w:p>
-      <w:pPr>
-        <w:pStyle w:val="BodyText"/>
-      </w:pPr>
-      <w:r>
-        <w:t xml:space="preserve">알리나: 유럽 브랜드 하나요. 비싸지만 다른 건 무서워서요. 안에 뭐가 들었는지 모르니까.</w:t>
-      </w:r>
-    </w:p>
-    <w:p>
-      <w:pPr>
-        <w:pStyle w:val="BodyText"/>
-      </w:pPr>
-      <w:r>
-        <w:t xml:space="preserve">알렉세이: 왜 무서우세요?</w:t>
-      </w:r>
-    </w:p>
-    <w:p>
-      <w:pPr>
-        <w:pStyle w:val="BodyText"/>
-      </w:pPr>
-      <w:r>
-        <w:t xml:space="preserve">알리나: 아무도 안 가르쳐 줬으니까요. 레지던트 때 필러 강의가 세 번 있었어요. 나머진 유튜브로 봤어요. 한국, 브라질 의사들, 자막 달고. 그렇게 배워요.</w:t>
+        <w:t xml:space="preserve">알렉세이: 기꺼이요. 저희에게 시간 내 주셔서 감사합니다, 알리나 라시도브나.</w:t>
+      </w:r>
+    </w:p>
+    <w:p>
+      <w:pPr>
+        <w:pStyle w:val="BodyText"/>
+      </w:pPr>
+      <w:r>
+        <w:t xml:space="preserve">알리나: 그냥 알리나요. 스물아홉인데 「라시도브나」는 꼭 우리 할머니 같아요.</w:t>
+      </w:r>
+    </w:p>
+    <w:p>
+      <w:pPr>
+        <w:pStyle w:val="BodyText"/>
+      </w:pPr>
+      <w:r>
+        <w:t xml:space="preserve">이리나: 알리나, 지금 뭘 사시는지 말씀해 주세요.</w:t>
+      </w:r>
+    </w:p>
+    <w:p>
+      <w:pPr>
+        <w:pStyle w:val="BodyText"/>
+      </w:pPr>
+      <w:r>
+        <w:t xml:space="preserve">알리나: 유럽 브랜드 하나요. 비싸지만 안에 뭐가 들었는지 몰라서 다른 건 무서워요.</w:t>
+      </w:r>
+    </w:p>
+    <w:p>
+      <w:pPr>
+        <w:pStyle w:val="BodyText"/>
+      </w:pPr>
+      <w:r>
+        <w:t xml:space="preserve">알렉세이: 왜 무서우세요? 뭐가 제일 두려우세요?</w:t>
+      </w:r>
+    </w:p>
+    <w:p>
+      <w:pPr>
+        <w:pStyle w:val="BodyText"/>
+      </w:pPr>
+      <w:r>
+        <w:t xml:space="preserve">알리나: 아무도 안 가르쳐 줬으니까요. 레지던트 때 필러 강의가 세 번 있었고, 나머진 유튜브로 봤어요: 한국, 브라질 의사들, 자막 달고. 지금도 그렇게 배워요, 다른 방법이 정말 없거든요.</w:t>
       </w:r>
     </w:p>
     <w:p>
@@ -3343,71 +3381,71 @@
         <w:pStyle w:val="BodyText"/>
       </w:pPr>
       <w:r>
-        <w:t xml:space="preserve">알리나: 가르쳐요. 마스터클래스 12만 루블, 밀라노에서 이틀. 제 한 달 월급이에요.</w:t>
-      </w:r>
-    </w:p>
-    <w:p>
-      <w:pPr>
-        <w:pStyle w:val="BodyText"/>
-      </w:pPr>
-      <w:r>
-        <w:t xml:space="preserve">알렉세이: 가장 불만인 건 뭐예요?</w:t>
-      </w:r>
-    </w:p>
-    <w:p>
-      <w:pPr>
-        <w:pStyle w:val="BodyText"/>
-      </w:pPr>
-      <w:r>
-        <w:t xml:space="preserve">알리나: 혼자라는 거요. 환자가 붓거나 멍이 들면 전화할 사람이 없어요. 밤에 앉아서 포럼을 읽어요. 무섭잖아요, 아시겠어요? 새벽 3시에 포럼 읽는 의사라니.</w:t>
-      </w:r>
-    </w:p>
-    <w:p>
-      <w:pPr>
-        <w:pStyle w:val="BodyText"/>
-      </w:pPr>
-      <w:r>
-        <w:t xml:space="preserve">알렉세이: 알아요. 합병증이 있었어요?</w:t>
-      </w:r>
-    </w:p>
-    <w:p>
-      <w:pPr>
-        <w:pStyle w:val="BodyText"/>
-      </w:pPr>
-      <w:r>
-        <w:t xml:space="preserve">알리나: 한 번요. 혈관이요. 피부가 하얘졌어요. 히알루로니다아제가 필요했는데 없었어요.</w:t>
-      </w:r>
-    </w:p>
-    <w:p>
-      <w:pPr>
-        <w:pStyle w:val="BodyText"/>
-      </w:pPr>
-      <w:r>
-        <w:t xml:space="preserve">이리나: 히알루로니다아제가 뭐예요?</w:t>
-      </w:r>
-    </w:p>
-    <w:p>
-      <w:pPr>
-        <w:pStyle w:val="BodyText"/>
-      </w:pPr>
-      <w:r>
-        <w:t xml:space="preserve">알리나: 효소예요. 히알루론산을 녹여요. 필러가 엉뚱한 데 들어가면 피부를 살려요. 그거 없이 필러를 놓으면 안 돼요. 의사가 제일 먼저 알아야 하는 것이고, 영업 사원이 제일 마지막에 말하는 거죠.</w:t>
-      </w:r>
-    </w:p>
-    <w:p>
-      <w:pPr>
-        <w:pStyle w:val="BodyText"/>
-      </w:pPr>
-      <w:r>
-        <w:t xml:space="preserve">알렉세이: 그럼 어디서 구하셨어요?</w:t>
-      </w:r>
-    </w:p>
-    <w:p>
-      <w:pPr>
-        <w:pStyle w:val="BodyText"/>
-      </w:pPr>
-      <w:r>
-        <w:t xml:space="preserve">알리나: 동기한테 전화했어요. 한 시간 만에 모스크바를 가로질러 가져다줬어요. 어디서 사는지는 안 물었어요. 아마 그것도 완전히 합법은 아닐 거예요. 그래도 그날 밤엔 상관없었어요.</w:t>
+        <w:t xml:space="preserve">알리나: 가르쳐요. 마스터클래스 12만 루블, 밀라노에서 이틀인데, 그게 제 한 달 월급이에요.</w:t>
+      </w:r>
+    </w:p>
+    <w:p>
+      <w:pPr>
+        <w:pStyle w:val="BodyText"/>
+      </w:pPr>
+      <w:r>
+        <w:t xml:space="preserve">알렉세이: 일하면서 가장 불만인 건 뭐예요?</w:t>
+      </w:r>
+    </w:p>
+    <w:p>
+      <w:pPr>
+        <w:pStyle w:val="BodyText"/>
+      </w:pPr>
+      <w:r>
+        <w:t xml:space="preserve">알리나: 혼자라는 거요. 환자가 붓거나 멍이 들면 전화할 사람이 없어서 밤에 앉아서 포럼을 읽어요. 무섭잖아요, 아시겠어요? 새벽 3시에 포럼 읽는 의사라니.</w:t>
+      </w:r>
+    </w:p>
+    <w:p>
+      <w:pPr>
+        <w:pStyle w:val="BodyText"/>
+      </w:pPr>
+      <w:r>
+        <w:t xml:space="preserve">알렉세이: 알아요. 심각한 합병증이 있었어요?</w:t>
+      </w:r>
+    </w:p>
+    <w:p>
+      <w:pPr>
+        <w:pStyle w:val="BodyText"/>
+      </w:pPr>
+      <w:r>
+        <w:t xml:space="preserve">알리나: 한 번요, 혈관이었어요. 피부가 하얘졌고 히알루로니다아제가 필요했는데 없었어요.</w:t>
+      </w:r>
+    </w:p>
+    <w:p>
+      <w:pPr>
+        <w:pStyle w:val="BodyText"/>
+      </w:pPr>
+      <w:r>
+        <w:t xml:space="preserve">이리나: 죄송한데, 히알루로니다아제가 뭐예요?</w:t>
+      </w:r>
+    </w:p>
+    <w:p>
+      <w:pPr>
+        <w:pStyle w:val="BodyText"/>
+      </w:pPr>
+      <w:r>
+        <w:t xml:space="preserve">알리나: 히알루론산을 녹이는 효소예요. 필러가 엉뚱한 데 들어가면 피부를 살려요. 그거 없이 필러를 놓으면 안 돼요. 의사가 제일 먼저 알아야 하는 것이고, 영업 사원이 제일 마지막에 말하는 거죠.</w:t>
+      </w:r>
+    </w:p>
+    <w:p>
+      <w:pPr>
+        <w:pStyle w:val="BodyText"/>
+      </w:pPr>
+      <w:r>
+        <w:t xml:space="preserve">알렉세이: 그럼 그때 어디서 구하셨어요?</w:t>
+      </w:r>
+    </w:p>
+    <w:p>
+      <w:pPr>
+        <w:pStyle w:val="BodyText"/>
+      </w:pPr>
+      <w:r>
+        <w:t xml:space="preserve">알리나: 동기한테 전화했더니 한 시간 만에 모스크바를 가로질러 가져다줬어요. 어디서 사는지는 안 물었는데, 아마 그것도 완전히 합법은 아닐 거예요. 그래도 그날 밤엔 환자만 도울 수 있으면 상관없었어요.</w:t>
       </w:r>
     </w:p>
     <w:p>
@@ -3439,23 +3477,23 @@
         <w:pStyle w:val="BodyText"/>
       </w:pPr>
       <w:r>
-        <w:t xml:space="preserve">알리나: 청구서로요. 작은 클리닉이지만 전부 투명하게. 아빠가 회계사라 안 그러면 절 죽일 거예요.</w:t>
-      </w:r>
-    </w:p>
-    <w:p>
-      <w:pPr>
-        <w:pStyle w:val="BodyText"/>
-      </w:pPr>
-      <w:r>
-        <w:t xml:space="preserve">이리나: 아버님 마음에 드네요.</w:t>
-      </w:r>
-    </w:p>
-    <w:p>
-      <w:pPr>
-        <w:pStyle w:val="BodyText"/>
-      </w:pPr>
-      <w:r>
-        <w:t xml:space="preserve">알리나: 다들 좋아해요, 세무서 빼고. 농담이에요. 세무서도 좋아해요.</w:t>
+        <w:t xml:space="preserve">알리나: 청구서로요. 작은 클리닉이지만 전부 투명하게 해요. 아빠가 회계사라 안 그러면 절 죽일 거예요.</w:t>
+      </w:r>
+    </w:p>
+    <w:p>
+      <w:pPr>
+        <w:pStyle w:val="BodyText"/>
+      </w:pPr>
+      <w:r>
+        <w:t xml:space="preserve">이리나: 벌써 아버님이 마음에 드네요.</w:t>
+      </w:r>
+    </w:p>
+    <w:p>
+      <w:pPr>
+        <w:pStyle w:val="BodyText"/>
+      </w:pPr>
+      <w:r>
+        <w:t xml:space="preserve">알리나: 다들 좋아해요, 세무서 빼고. 농담이에요, 세무서도 좋아해요.</w:t>
       </w:r>
     </w:p>
     <w:p>
@@ -3471,7 +3509,7 @@
         <w:pStyle w:val="BodyText"/>
       </w:pPr>
       <w:r>
-        <w:t xml:space="preserve">알리나: 선생님이요. 영업 사원 말고 선생님. 밤에 전화하면 「이렇게 해, 그럼 괜찮을 거야」라고 말해 줄 사람. 그리고 밀라노 말고 모스크바에서 하는 제대로 된 교육.</w:t>
+        <w:t xml:space="preserve">알리나: 선생님이요, 영업 사원 말고 선생님. 밤에 전화하면 「이렇게 해, 그럼 괜찮을 거야」라고 말해 줄 사람. 그리고 월급을 다 쓰지 않아도 되게, 밀라노 말고 모스크바에서 하는 제대로 된 교육이요.</w:t>
       </w:r>
     </w:p>
     <w:p>
@@ -3487,7 +3525,7 @@
         <w:pStyle w:val="BodyText"/>
       </w:pPr>
       <w:r>
-        <w:t xml:space="preserve">이리나: 알렉세이 니콜라예비치. 오늘은 안 팔아요.</w:t>
+        <w:t xml:space="preserve">이리나: 알렉세이 니콜라예비치, 말씀드렸잖아요. 오늘은 안 팔아요.</w:t>
       </w:r>
     </w:p>
     <w:p>
@@ -3503,15 +3541,15 @@
         <w:pStyle w:val="BodyText"/>
       </w:pPr>
       <w:r>
-        <w:t xml:space="preserve">알리나: 그럼 가설에 답할게요. 네, 더 비싸도요. 하지만 서류부터. 저는 두려워하는 법을 배웠어요.</w:t>
-      </w:r>
-    </w:p>
-    <w:p>
-      <w:pPr>
-        <w:pStyle w:val="BodyText"/>
-      </w:pPr>
-      <w:r>
-        <w:t xml:space="preserve">알렉세이: 그건 올바른 두려움이에요.</w:t>
+        <w:t xml:space="preserve">알리나: 그럼 가설에 답할게요: 네, 더 비싸도요. 하지만 서류부터요, 저는 두려워하는 법을 배웠거든요.</w:t>
+      </w:r>
+    </w:p>
+    <w:p>
+      <w:pPr>
+        <w:pStyle w:val="BodyText"/>
+      </w:pPr>
+      <w:r>
+        <w:t xml:space="preserve">알렉세이: 그건 올바른 두려움이고, 선생님께 도움이 될 거예요.</w:t>
       </w:r>
     </w:p>
     <w:bookmarkEnd w:id="35"/>
@@ -3529,87 +3567,87 @@
         <w:pStyle w:val="FirstParagraph"/>
       </w:pPr>
       <w:r>
-        <w:t xml:space="preserve">코르닐로바: 보론초프. 2주째 백수인데 얼굴이 더 좋네요. 감사인도 데려왔고.</w:t>
-      </w:r>
-    </w:p>
-    <w:p>
-      <w:pPr>
-        <w:pStyle w:val="BodyText"/>
-      </w:pPr>
-      <w:r>
-        <w:t xml:space="preserve">이리나: 이리나 벨로바입니다. 재무 담당이에요. 안녕하세요, 옐레나 빅토로브나.</w:t>
-      </w:r>
-    </w:p>
-    <w:p>
-      <w:pPr>
-        <w:pStyle w:val="BodyText"/>
-      </w:pPr>
-      <w:r>
-        <w:t xml:space="preserve">코르닐로바: 앉아요. 카탸 스미르노바가 벌써 왔다 갔어요. 볼펜은 안 가져왔더군요. 잘 가르치셨네.</w:t>
-      </w:r>
-    </w:p>
-    <w:p>
-      <w:pPr>
-        <w:pStyle w:val="BodyText"/>
-      </w:pPr>
-      <w:r>
-        <w:t xml:space="preserve">알렉세이: 원래 그런 사람이에요. 옐레나 빅토로브나, 오늘의 마지막 질문. 무엇이 부족하세요?</w:t>
-      </w:r>
-    </w:p>
-    <w:p>
-      <w:pPr>
-        <w:pStyle w:val="BodyText"/>
-      </w:pPr>
-      <w:r>
-        <w:t xml:space="preserve">코르닐로바: 2주 동안 그 질문을 기다렸어요. 답을 써 뒀어요. 여기. 다섯 가지.</w:t>
-      </w:r>
-    </w:p>
-    <w:p>
-      <w:pPr>
-        <w:pStyle w:val="BodyText"/>
-      </w:pPr>
-      <w:r>
-        <w:t xml:space="preserve">이리나: 종이에. 감사합니다.</w:t>
-      </w:r>
-    </w:p>
-    <w:p>
-      <w:pPr>
-        <w:pStyle w:val="BodyText"/>
-      </w:pPr>
-      <w:r>
-        <w:t xml:space="preserve">코르닐로바: 첫째. 안정적인 공급. 「한 달 있고 한 달 없고」가 아니라 매달. 환자한테 「한 달 뒤에 오세요」라고 할 순 없어요. 둘째. 주사기마다 로트 번호, 그리고 그걸 제조사에서 확인할 수 있을 것.</w:t>
-      </w:r>
-    </w:p>
-    <w:p>
-      <w:pPr>
-        <w:pStyle w:val="BodyText"/>
-      </w:pPr>
-      <w:r>
-        <w:t xml:space="preserve">알렉세이: 셋째는요?</w:t>
-      </w:r>
-    </w:p>
-    <w:p>
-      <w:pPr>
-        <w:pStyle w:val="BodyText"/>
-      </w:pPr>
-      <w:r>
-        <w:t xml:space="preserve">코르닐로바: 셋째. 등록된 히알루로니다아제, 항상 재고로. 그게 없는 필러는 안전장치 없는 총이에요.</w:t>
-      </w:r>
-    </w:p>
-    <w:p>
-      <w:pPr>
-        <w:pStyle w:val="BodyText"/>
-      </w:pPr>
-      <w:r>
-        <w:t xml:space="preserve">이리나: 알리나도 오늘 그 말을 했어요. 거의 같은 말로.</w:t>
-      </w:r>
-    </w:p>
-    <w:p>
-      <w:pPr>
-        <w:pStyle w:val="BodyText"/>
-      </w:pPr>
-      <w:r>
-        <w:t xml:space="preserve">코르닐로바: 가리포바? 소콜니키? 내 밑에서 실습했어요. 똑똑한 아이예요. 외롭고.</w:t>
+        <w:t xml:space="preserve">코르닐로바: 보론초프. 2주째 백수인데 얼굴이 전보다 좋네요. 감사인도 데려왔고.</w:t>
+      </w:r>
+    </w:p>
+    <w:p>
+      <w:pPr>
+        <w:pStyle w:val="BodyText"/>
+      </w:pPr>
+      <w:r>
+        <w:t xml:space="preserve">이리나: 재무를 맡은 이리나 벨로바입니다. 안녕하세요, 옐레나 빅토로브나.</w:t>
+      </w:r>
+    </w:p>
+    <w:p>
+      <w:pPr>
+        <w:pStyle w:val="BodyText"/>
+      </w:pPr>
+      <w:r>
+        <w:t xml:space="preserve">코르닐로바: 앉아요. 카탸 스미르노바가 벌써 왔다 갔는데, 볼펜은 안 가져왔더군요. 잘 가르치셨네.</w:t>
+      </w:r>
+    </w:p>
+    <w:p>
+      <w:pPr>
+        <w:pStyle w:val="BodyText"/>
+      </w:pPr>
+      <w:r>
+        <w:t xml:space="preserve">알렉세이: 원래 그런 사람이에요. 옐레나 빅토로브나, 오늘의 마지막 질문이에요: 무엇이 부족하세요?</w:t>
+      </w:r>
+    </w:p>
+    <w:p>
+      <w:pPr>
+        <w:pStyle w:val="BodyText"/>
+      </w:pPr>
+      <w:r>
+        <w:t xml:space="preserve">코르닐로바: 2주 동안 그 질문을 기다렸고, 답까지 써 뒀어요. 여기, 다섯 가지.</w:t>
+      </w:r>
+    </w:p>
+    <w:p>
+      <w:pPr>
+        <w:pStyle w:val="BodyText"/>
+      </w:pPr>
+      <w:r>
+        <w:t xml:space="preserve">이리나: 그것도 종이에요. 정말 감사합니다.</w:t>
+      </w:r>
+    </w:p>
+    <w:p>
+      <w:pPr>
+        <w:pStyle w:val="BodyText"/>
+      </w:pPr>
+      <w:r>
+        <w:t xml:space="preserve">코르닐로바: 첫째: 안정적인 공급. 「한 달 있고 한 달 없고」가 아니라 매달. 환자한테 「한 달 뒤에 오세요」라고 할 순 없으니까요. 둘째: 주사기마다 로트 번호, 그리고 그걸 제조사에서 확인할 수 있을 것.</w:t>
+      </w:r>
+    </w:p>
+    <w:p>
+      <w:pPr>
+        <w:pStyle w:val="BodyText"/>
+      </w:pPr>
+      <w:r>
+        <w:t xml:space="preserve">알렉세이: 셋째 항목은 뭐예요?</w:t>
+      </w:r>
+    </w:p>
+    <w:p>
+      <w:pPr>
+        <w:pStyle w:val="BodyText"/>
+      </w:pPr>
+      <w:r>
+        <w:t xml:space="preserve">코르닐로바: 셋째: 등록된 히알루로니다아제, 항상 재고로. 그게 없는 필러는 안전장치 없는 총이에요.</w:t>
+      </w:r>
+    </w:p>
+    <w:p>
+      <w:pPr>
+        <w:pStyle w:val="BodyText"/>
+      </w:pPr>
+      <w:r>
+        <w:t xml:space="preserve">이리나: 알리나도 오늘 그 말을 했어요, 거의 같은 말로요.</w:t>
+      </w:r>
+    </w:p>
+    <w:p>
+      <w:pPr>
+        <w:pStyle w:val="BodyText"/>
+      </w:pPr>
+      <w:r>
+        <w:t xml:space="preserve">코르닐로바: 소콜니키의 가리포바? 내 밑에서 실습했어요. 똑똑한 아이지만 외롭죠.</w:t>
       </w:r>
     </w:p>
     <w:p>
@@ -3625,87 +3663,87 @@
         <w:pStyle w:val="BodyText"/>
       </w:pPr>
       <w:r>
-        <w:t xml:space="preserve">코르닐로바: 넷째. 교육. 해부학, 혈관, 합병증. 제품 광고가 아니라 의학. 가르칠 거리가 있으면 내가 가르쳐요. 알리나 같은 젊은 의사들에겐 무료로. 그들은 실수로 값을 치르니까.</w:t>
-      </w:r>
-    </w:p>
-    <w:p>
-      <w:pPr>
-        <w:pStyle w:val="BodyText"/>
-      </w:pPr>
-      <w:r>
-        <w:t xml:space="preserve">알렉세이: 가르쳐 주시겠어요?</w:t>
-      </w:r>
-    </w:p>
-    <w:p>
-      <w:pPr>
-        <w:pStyle w:val="BodyText"/>
-      </w:pPr>
-      <w:r>
-        <w:t xml:space="preserve">코르닐로바: 제품이 내 검증을 통과하면 가르쳐요. 그 전엔 안 해요. 내 이름은 팔지 않아요.</w:t>
-      </w:r>
-    </w:p>
-    <w:p>
-      <w:pPr>
-        <w:pStyle w:val="BodyText"/>
-      </w:pPr>
-      <w:r>
-        <w:t xml:space="preserve">이리나: 그럼 다섯째는요?</w:t>
-      </w:r>
-    </w:p>
-    <w:p>
-      <w:pPr>
-        <w:pStyle w:val="BodyText"/>
-      </w:pPr>
-      <w:r>
-        <w:t xml:space="preserve">코르닐로바: 다섯째가 제일 어려워요. 정직. 의사에게 합병증이 생기면 공급사가 와서 들여다보고 진실을 말해야 해요. 진실이 자기한테 불리해도. 그건 어떤 할인보다 값져요.</w:t>
-      </w:r>
-    </w:p>
-    <w:p>
-      <w:pPr>
-        <w:pStyle w:val="BodyText"/>
-      </w:pPr>
-      <w:r>
-        <w:t xml:space="preserve">알렉세이: 왜 그게 제일 어려워요?</w:t>
-      </w:r>
-    </w:p>
-    <w:p>
-      <w:pPr>
-        <w:pStyle w:val="BodyText"/>
-      </w:pPr>
-      <w:r>
-        <w:t xml:space="preserve">코르닐로바: 25년 동안 그렇게 한 공급사를 둘밖에 못 봤으니까요. 나머진 「의사 테크닉 문제예요」라고 했죠. 가끔은 맞아요. 하지만 늘 그렇진 않아요.</w:t>
-      </w:r>
-    </w:p>
-    <w:p>
-      <w:pPr>
-        <w:pStyle w:val="BodyText"/>
-      </w:pPr>
-      <w:r>
-        <w:t xml:space="preserve">알렉세이: 클리닉과의 계약서에 넣겠습니다.</w:t>
-      </w:r>
-    </w:p>
-    <w:p>
-      <w:pPr>
-        <w:pStyle w:val="BodyText"/>
-      </w:pPr>
-      <w:r>
-        <w:t xml:space="preserve">코르닐로바: 계약서에 — 좋아요. 성격에 — 더 좋아요. 계약은 어길 수 있어요. 성격은 어기기 더 어렵죠.</w:t>
-      </w:r>
-    </w:p>
-    <w:p>
-      <w:pPr>
-        <w:pStyle w:val="BodyText"/>
-      </w:pPr>
-      <w:r>
-        <w:t xml:space="preserve">이리나: 그 종이, 사진 찍어도 될까요?</w:t>
-      </w:r>
-    </w:p>
-    <w:p>
-      <w:pPr>
-        <w:pStyle w:val="BodyText"/>
-      </w:pPr>
-      <w:r>
-        <w:t xml:space="preserve">코르닐로바: 돼요. 비밀 아니에요. 정직한 의사라면 다 원하는 거예요. 아무도 안 물어봤을 뿐이죠.</w:t>
+        <w:t xml:space="preserve">코르닐로바: 넷째: 교육. 해부학, 혈관, 합병증, 그러니까 제품 광고가 아니라 의학이요. 가르칠 거리가 있으면 내가 가르쳐요. 알리나 같은 젊은 의사들에겐 무료로요, 그들은 이미 실수로 값을 치르고 있으니까.</w:t>
+      </w:r>
+    </w:p>
+    <w:p>
+      <w:pPr>
+        <w:pStyle w:val="BodyText"/>
+      </w:pPr>
+      <w:r>
+        <w:t xml:space="preserve">알렉세이: 정말 직접 의사들을 가르쳐 주시겠어요?</w:t>
+      </w:r>
+    </w:p>
+    <w:p>
+      <w:pPr>
+        <w:pStyle w:val="BodyText"/>
+      </w:pPr>
+      <w:r>
+        <w:t xml:space="preserve">코르닐로바: 제품이 내 검증을 통과하면 가르쳐요, 그 전엔 안 해요. 내 이름은 팔지 않아요.</w:t>
+      </w:r>
+    </w:p>
+    <w:p>
+      <w:pPr>
+        <w:pStyle w:val="BodyText"/>
+      </w:pPr>
+      <w:r>
+        <w:t xml:space="preserve">이리나: 다섯째 항목은 뭐예요?</w:t>
+      </w:r>
+    </w:p>
+    <w:p>
+      <w:pPr>
+        <w:pStyle w:val="BodyText"/>
+      </w:pPr>
+      <w:r>
+        <w:t xml:space="preserve">코르닐로바: 다섯째가 제일 어려워요. 정직. 의사에게 합병증이 생기면 공급사가 와서 들여다보고 진실을 말해야 해요. 진실이 자기한테 불리해도. 그건 어떤 할인보다 값지고, 의사들은 그걸 오래오래 기억해요.</w:t>
+      </w:r>
+    </w:p>
+    <w:p>
+      <w:pPr>
+        <w:pStyle w:val="BodyText"/>
+      </w:pPr>
+      <w:r>
+        <w:t xml:space="preserve">알렉세이: 왜 하필 그게 제일 어려워요?</w:t>
+      </w:r>
+    </w:p>
+    <w:p>
+      <w:pPr>
+        <w:pStyle w:val="BodyText"/>
+      </w:pPr>
+      <w:r>
+        <w:t xml:space="preserve">코르닐로바: 25년 동안 그렇게 한 공급사를 둘밖에 못 봤으니까요. 나머진 「의사 테크닉 문제예요」라고 했죠. 가끔은 맞지만 늘 그렇진 않고, 그 사람들도 그걸 잘 알고 있었어요.</w:t>
+      </w:r>
+    </w:p>
+    <w:p>
+      <w:pPr>
+        <w:pStyle w:val="BodyText"/>
+      </w:pPr>
+      <w:r>
+        <w:t xml:space="preserve">알렉세이: 클리닉과의 계약서에 넣겠습니다, 약속드려요.</w:t>
+      </w:r>
+    </w:p>
+    <w:p>
+      <w:pPr>
+        <w:pStyle w:val="BodyText"/>
+      </w:pPr>
+      <w:r>
+        <w:t xml:space="preserve">코르닐로바: 계약서에 넣는 것도 좋지만, 성격에 넣는 게 더 좋아요. 계약은 어길 수 있어요. 성격은 어기기 더 어렵죠.</w:t>
+      </w:r>
+    </w:p>
+    <w:p>
+      <w:pPr>
+        <w:pStyle w:val="BodyText"/>
+      </w:pPr>
+      <w:r>
+        <w:t xml:space="preserve">이리나: 아무것도 잃어버리지 않게 그 종이, 사진 찍어도 될까요?</w:t>
+      </w:r>
+    </w:p>
+    <w:p>
+      <w:pPr>
+        <w:pStyle w:val="BodyText"/>
+      </w:pPr>
+      <w:r>
+        <w:t xml:space="preserve">코르닐로바: 돼요, 비밀 아니에요. 정직한 의사라면 다 원하는 거예요. 아무도 안 물어봤을 뿐이죠.</w:t>
       </w:r>
     </w:p>
     <w:p>
@@ -3721,7 +3759,7 @@
         <w:pStyle w:val="BodyText"/>
       </w:pPr>
       <w:r>
-        <w:t xml:space="preserve">코르닐로바: 가져와요. 임상 데이터는 내가 직접 읽어요. 브로슈어 말고 연구.</w:t>
+        <w:t xml:space="preserve">코르닐로바: 가져와요. 임상 데이터는 내가 직접 읽어요, 브로슈어 말고 연구로요.</w:t>
       </w:r>
     </w:p>
     <w:bookmarkEnd w:id="36"/>
@@ -3747,111 +3785,111 @@
         <w:pStyle w:val="BodyText"/>
       </w:pPr>
       <w:r>
-        <w:t xml:space="preserve">이리나: 고객 유형 셋. 사모일로프 — 가격. 알리나 — 두려움. 코르닐로바 — 품질과 정직.</w:t>
-      </w:r>
-    </w:p>
-    <w:p>
-      <w:pPr>
-        <w:pStyle w:val="BodyText"/>
-      </w:pPr>
-      <w:r>
-        <w:t xml:space="preserve">올가: 당신들 고객은 누구죠?</w:t>
-      </w:r>
-    </w:p>
-    <w:p>
-      <w:pPr>
-        <w:pStyle w:val="BodyText"/>
-      </w:pPr>
-      <w:r>
-        <w:t xml:space="preserve">알렉세이: 알리나와 코르닐로바. 사모일로프는 아니에요. 적어도 현금을 원하고 미용실에 파는 동안은요.</w:t>
-      </w:r>
-    </w:p>
-    <w:p>
-      <w:pPr>
-        <w:pStyle w:val="BodyText"/>
-      </w:pPr>
-      <w:r>
-        <w:t xml:space="preserve">올가: 좋아요. 그러니까 제일 싼 쪽은 안 되는 거예요. 첫날부터 그걸 알아야 해요.</w:t>
-      </w:r>
-    </w:p>
-    <w:p>
-      <w:pPr>
-        <w:pStyle w:val="BodyText"/>
-      </w:pPr>
-      <w:r>
-        <w:t xml:space="preserve">알렉세이: 알아요. 그리고 하나 더: 히알루로니다아제가 필요해요. 첫날부터, 필러와 함께.</w:t>
-      </w:r>
-    </w:p>
-    <w:p>
-      <w:pPr>
-        <w:pStyle w:val="BodyText"/>
-      </w:pPr>
-      <w:r>
-        <w:t xml:space="preserve">올가: 히알루로니다아제는 의료기기가 아니라 의약품이에요. 다른 등록증, 보건부. 거긴 내 영역이죠.</w:t>
-      </w:r>
-    </w:p>
-    <w:p>
-      <w:pPr>
-        <w:pStyle w:val="BodyText"/>
-      </w:pPr>
-      <w:r>
-        <w:t xml:space="preserve">이리나: 벌써 한 줄 추가했어요. 현금 공백 1,700만.</w:t>
-      </w:r>
-    </w:p>
-    <w:p>
-      <w:pPr>
-        <w:pStyle w:val="BodyText"/>
-      </w:pPr>
-      <w:r>
-        <w:t xml:space="preserve">알렉세이: 히알루로니다아제 없으면 안전장치 없는 총. 코르닐로바가 그랬어요.</w:t>
-      </w:r>
-    </w:p>
-    <w:p>
-      <w:pPr>
-        <w:pStyle w:val="BodyText"/>
-      </w:pPr>
-      <w:r>
-        <w:t xml:space="preserve">올가: 코르닐로바 말이 맞아요. 엄격하죠. 그 사람이 「예」라고 하면 다른 사람들이 따라와요.</w:t>
-      </w:r>
-    </w:p>
-    <w:p>
-      <w:pPr>
-        <w:pStyle w:val="BodyText"/>
-      </w:pPr>
-      <w:r>
-        <w:t xml:space="preserve">알렉세이: 도시에를 보기 전엔 「예」라고 안 할 거예요. 선생님처럼요.</w:t>
-      </w:r>
-    </w:p>
-    <w:p>
-      <w:pPr>
-        <w:pStyle w:val="BodyText"/>
-      </w:pPr>
-      <w:r>
-        <w:t xml:space="preserve">올가: 그럼 벌써 둘이네요. 그런데 도시에는 아직 없고. 서울은 언제죠?</w:t>
-      </w:r>
-    </w:p>
-    <w:p>
-      <w:pPr>
-        <w:pStyle w:val="BodyText"/>
-      </w:pPr>
-      <w:r>
-        <w:t xml:space="preserve">알렉세이: 2주 뒤요. 박람회 사흘. 도시에, 히알루로니다아제, 교육을 줄 제조사를 찾을 거예요.</w:t>
-      </w:r>
-    </w:p>
-    <w:p>
-      <w:pPr>
-        <w:pStyle w:val="BodyText"/>
-      </w:pPr>
-      <w:r>
-        <w:t xml:space="preserve">이리나: 그리고 결제 유예요. 잊지 마세요. 유예 없으면 표가 안 맞아요.</w:t>
-      </w:r>
-    </w:p>
-    <w:p>
-      <w:pPr>
-        <w:pStyle w:val="BodyText"/>
-      </w:pPr>
-      <w:r>
-        <w:t xml:space="preserve">알렉세이: 목록이 길죠. 한국 사람들은 아마 정중하게 웃을 거예요. 괜찮아요. 끝까지 읽어 줄 사람을 찾을게요. 40년 동안 끝까지 들어 주신 우리 할머니처럼.</w:t>
+        <w:t xml:space="preserve">이리나: 고객 유형이 셋이에요. 사모일로프에겐 가격이 중요하고, 알리나는 두려움 속에 살고, 코르닐로바는 품질과 정직을 기다려요.</w:t>
+      </w:r>
+    </w:p>
+    <w:p>
+      <w:pPr>
+        <w:pStyle w:val="BodyText"/>
+      </w:pPr>
+      <w:r>
+        <w:t xml:space="preserve">올가: 그중 당신들 고객은 누구죠?</w:t>
+      </w:r>
+    </w:p>
+    <w:p>
+      <w:pPr>
+        <w:pStyle w:val="BodyText"/>
+      </w:pPr>
+      <w:r>
+        <w:t xml:space="preserve">알렉세이: 알리나와 코르닐로바고, 사모일로프는 아니에요. 적어도 현금을 원하고 미용실에 파는 동안은요.</w:t>
+      </w:r>
+    </w:p>
+    <w:p>
+      <w:pPr>
+        <w:pStyle w:val="BodyText"/>
+      </w:pPr>
+      <w:r>
+        <w:t xml:space="preserve">올가: 좋아요. 그러니까 제일 싼 쪽은 안 되는 거고, 첫날부터 그걸 알아야 해요.</w:t>
+      </w:r>
+    </w:p>
+    <w:p>
+      <w:pPr>
+        <w:pStyle w:val="BodyText"/>
+      </w:pPr>
+      <w:r>
+        <w:t xml:space="preserve">알렉세이: 알아요. 그리고 하나 더: 히알루로니다아제가 필요해요, 첫날부터 필러와 함께요.</w:t>
+      </w:r>
+    </w:p>
+    <w:p>
+      <w:pPr>
+        <w:pStyle w:val="BodyText"/>
+      </w:pPr>
+      <w:r>
+        <w:t xml:space="preserve">올가: 히알루로니다아제는 의료기기가 아니라 의약품이에요. 다른 등록증에 보건부, 그러니까 내 영역이죠.</w:t>
+      </w:r>
+    </w:p>
+    <w:p>
+      <w:pPr>
+        <w:pStyle w:val="BodyText"/>
+      </w:pPr>
+      <w:r>
+        <w:t xml:space="preserve">이리나: 벌써 표에 한 줄 추가했어요. 이제 현금 공백은 1,700만이에요.</w:t>
+      </w:r>
+    </w:p>
+    <w:p>
+      <w:pPr>
+        <w:pStyle w:val="BodyText"/>
+      </w:pPr>
+      <w:r>
+        <w:t xml:space="preserve">알렉세이: 히알루로니다아제 없는 필러는 안전장치 없는 총이에요. 코르닐로바가 그랬고, 저도 동의해요.</w:t>
+      </w:r>
+    </w:p>
+    <w:p>
+      <w:pPr>
+        <w:pStyle w:val="BodyText"/>
+      </w:pPr>
+      <w:r>
+        <w:t xml:space="preserve">올가: 코르닐로바 말이 맞아요, 엄격한 사람이죠. 그 사람이 「예」라고 하면 다른 의사들이 따라와요.</w:t>
+      </w:r>
+    </w:p>
+    <w:p>
+      <w:pPr>
+        <w:pStyle w:val="BodyText"/>
+      </w:pPr>
+      <w:r>
+        <w:t xml:space="preserve">알렉세이: 하지만 선생님처럼 도시에를 보기 전엔 「예」라고 안 할 거예요.</w:t>
+      </w:r>
+    </w:p>
+    <w:p>
+      <w:pPr>
+        <w:pStyle w:val="BodyText"/>
+      </w:pPr>
+      <w:r>
+        <w:t xml:space="preserve">올가: 그럼 벌써 둘이네요. 그런데 도시에는 아직 없고. 서울엔 언제 가요?</w:t>
+      </w:r>
+    </w:p>
+    <w:p>
+      <w:pPr>
+        <w:pStyle w:val="BodyText"/>
+      </w:pPr>
+      <w:r>
+        <w:t xml:space="preserve">알렉세이: 2주 뒤요, 박람회는 사흘이에요. 도시에, 히알루로니다아제, 교육을 줄 제조사를 찾을 거예요.</w:t>
+      </w:r>
+    </w:p>
+    <w:p>
+      <w:pPr>
+        <w:pStyle w:val="BodyText"/>
+      </w:pPr>
+      <w:r>
+        <w:t xml:space="preserve">이리나: 그리고 결제 유예요, 잊지 마세요. 어떻게 계산해도 유예 없으면 표가 안 맞아요.</w:t>
+      </w:r>
+    </w:p>
+    <w:p>
+      <w:pPr>
+        <w:pStyle w:val="BodyText"/>
+      </w:pPr>
+      <w:r>
+        <w:t xml:space="preserve">알렉세이: 목록이 길어서 한국 사람들은 아마 정중하게 웃을 거예요. 괜찮아요. 끝까지 읽어 줄 사람을 찾을게요. 40년 동안 사람들 말을 끝까지 듣고 나서야 대답하신 우리 할머니처럼요.</w:t>
       </w:r>
     </w:p>
     <w:bookmarkEnd w:id="37"/>
